--- a/Bouwgids IMU app.docx
+++ b/Bouwgids IMU app.docx
@@ -204,7 +204,19 @@
         <w:rPr>
           <w:lang w:val="nl-NL"/>
         </w:rPr>
-        <w:t xml:space="preserve"> stappenplan is behouden als beginnershandleiding. Daarnaast zijn er twee compactere versies toegevoegd: een </w:t>
+        <w:t xml:space="preserve"> stappenplan is </w:t>
+      </w:r>
+      <w:r>
+        <w:rPr>
+          <w:lang w:val="nl-NL"/>
+        </w:rPr>
+        <w:t>de</w:t>
+      </w:r>
+      <w:r>
+        <w:rPr>
+          <w:lang w:val="nl-NL"/>
+        </w:rPr>
+        <w:t xml:space="preserve"> beginnershandleiding. Daarnaast zijn er twee compactere versies toegevoegd: een </w:t>
       </w:r>
       <w:proofErr w:type="spellStart"/>
       <w:r>
@@ -475,7 +487,22 @@
         <w:rPr>
           <w:lang w:val="nl-NL"/>
         </w:rPr>
-        <w:t xml:space="preserve"> als technische voedingsbodem voor je AI-hulpmiddel: https://x-io.co.uk/x-imu3/#downloads</w:t>
+        <w:t xml:space="preserve"> als technische voedingsbodem voor je AI-hulpmiddel: </w:t>
+      </w:r>
+      <w:hyperlink r:id="rId11" w:anchor="downloads" w:history="1">
+        <w:r>
+          <w:rPr>
+            <w:rStyle w:val="Hyperlink"/>
+            <w:lang w:val="nl-NL"/>
+          </w:rPr>
+          <w:t>https://x-io.co.uk/x-imu3/#downloads</w:t>
+        </w:r>
+      </w:hyperlink>
+      <w:r>
+        <w:rPr>
+          <w:lang w:val="nl-NL"/>
+        </w:rPr>
+        <w:t xml:space="preserve"> </w:t>
       </w:r>
     </w:p>
     <w:p>
@@ -527,6 +554,79 @@
           <w:lang w:val="nl-NL"/>
         </w:rPr>
         <w:t xml:space="preserve"> of het formaat van een exportbestand.</w:t>
+      </w:r>
+    </w:p>
+    <w:p>
+      <w:pPr>
+        <w:rPr>
+          <w:b/>
+          <w:bCs/>
+          <w:lang w:val="nl-NL"/>
+        </w:rPr>
+      </w:pPr>
+      <w:r>
+        <w:rPr>
+          <w:b/>
+          <w:bCs/>
+          <w:lang w:val="nl-NL"/>
+        </w:rPr>
+        <w:t>1.3</w:t>
+      </w:r>
+      <w:r>
+        <w:rPr>
+          <w:b/>
+          <w:bCs/>
+          <w:lang w:val="nl-NL"/>
+        </w:rPr>
+        <w:t xml:space="preserve"> Link naar </w:t>
+      </w:r>
+      <w:r>
+        <w:rPr>
+          <w:b/>
+          <w:bCs/>
+          <w:lang w:val="nl-NL"/>
+        </w:rPr>
+        <w:t xml:space="preserve">werkende </w:t>
+      </w:r>
+      <w:proofErr w:type="gramStart"/>
+      <w:r>
+        <w:rPr>
+          <w:b/>
+          <w:bCs/>
+          <w:lang w:val="nl-NL"/>
+        </w:rPr>
+        <w:t>basis elementen</w:t>
+      </w:r>
+      <w:proofErr w:type="gramEnd"/>
+      <w:r>
+        <w:rPr>
+          <w:b/>
+          <w:bCs/>
+          <w:lang w:val="nl-NL"/>
+        </w:rPr>
+        <w:t xml:space="preserve"> in GitHub</w:t>
+      </w:r>
+    </w:p>
+    <w:p>
+      <w:pPr>
+        <w:rPr>
+          <w:lang w:val="nl-NL"/>
+        </w:rPr>
+      </w:pPr>
+      <w:hyperlink r:id="rId12" w:history="1">
+        <w:r>
+          <w:rPr>
+            <w:rStyle w:val="Hyperlink"/>
+            <w:lang w:val="nl-NL"/>
+          </w:rPr>
+          <w:t>https://github.com/TeamNL1/Vibecoding-IMU_ESEC/</w:t>
+        </w:r>
+      </w:hyperlink>
+      <w:r>
+        <w:rPr>
+          <w:lang w:val="nl-NL"/>
+        </w:rPr>
+        <w:t xml:space="preserve"> </w:t>
       </w:r>
     </w:p>
     <w:p>
@@ -649,7 +749,53 @@
         <w:rPr>
           <w:lang w:val="nl-NL"/>
         </w:rPr>
-        <w:t>. Dat kun je bijvoorbeeld in Canvas laten visualiseren of als losse Python-code testen. Zo leer je wat een grafiek, CSV-bestand en eventdetectie zijn voordat je met echte x-IMU3-data werkt.</w:t>
+        <w:t xml:space="preserve">. Dat kun je bijvoorbeeld in Canvas </w:t>
+      </w:r>
+      <w:r>
+        <w:rPr>
+          <w:lang w:val="nl-NL"/>
+        </w:rPr>
+        <w:t xml:space="preserve">van </w:t>
+      </w:r>
+      <w:proofErr w:type="spellStart"/>
+      <w:r>
+        <w:rPr>
+          <w:lang w:val="nl-NL"/>
+        </w:rPr>
+        <w:t>ChatGPT</w:t>
+      </w:r>
+      <w:proofErr w:type="spellEnd"/>
+      <w:r>
+        <w:rPr>
+          <w:lang w:val="nl-NL"/>
+        </w:rPr>
+        <w:t xml:space="preserve"> </w:t>
+      </w:r>
+      <w:r>
+        <w:rPr>
+          <w:lang w:val="nl-NL"/>
+        </w:rPr>
+        <w:t xml:space="preserve">(geef </w:t>
+      </w:r>
+      <w:proofErr w:type="spellStart"/>
+      <w:r>
+        <w:rPr>
+          <w:lang w:val="nl-NL"/>
+        </w:rPr>
+        <w:t>ChatGPT</w:t>
+      </w:r>
+      <w:proofErr w:type="spellEnd"/>
+      <w:r>
+        <w:rPr>
+          <w:lang w:val="nl-NL"/>
+        </w:rPr>
+        <w:t xml:space="preserve"> het commando Canvas te openen en uit te leggen) </w:t>
+      </w:r>
+      <w:r>
+        <w:rPr>
+          <w:lang w:val="nl-NL"/>
+        </w:rPr>
+        <w:t>laten visualiseren of als losse Python-code testen. Zo leer je wat een grafiek, CSV-bestand en eventdetectie zijn voordat je met echte x-IMU3-data werkt.</w:t>
       </w:r>
     </w:p>
     <w:p>
@@ -696,6 +842,553 @@
     </w:p>
     <w:p>
       <w:pPr>
+        <w:pStyle w:val="Kop2"/>
+        <w:rPr>
+          <w:lang w:val="nl-NL"/>
+        </w:rPr>
+      </w:pPr>
+      <w:r>
+        <w:rPr>
+          <w:lang w:val="nl-NL"/>
+        </w:rPr>
+        <w:t>Installatiehulp voor beginners</w:t>
+      </w:r>
+    </w:p>
+    <w:p>
+      <w:pPr>
+        <w:rPr>
+          <w:lang w:val="nl-NL"/>
+        </w:rPr>
+      </w:pPr>
+      <w:r>
+        <w:rPr>
+          <w:lang w:val="nl-NL"/>
+        </w:rPr>
+        <w:t xml:space="preserve">Voor de workshop is VS Code een handige editor, omdat je daar Python kunt schrijven, bestanden overzichtelijk ziet en AI-tools zoals Codex, GitHub </w:t>
+      </w:r>
+      <w:proofErr w:type="spellStart"/>
+      <w:r>
+        <w:rPr>
+          <w:lang w:val="nl-NL"/>
+        </w:rPr>
+        <w:t>Copilot</w:t>
+      </w:r>
+      <w:proofErr w:type="spellEnd"/>
+      <w:r>
+        <w:rPr>
+          <w:lang w:val="nl-NL"/>
+        </w:rPr>
+        <w:t xml:space="preserve"> of andere </w:t>
+      </w:r>
+      <w:proofErr w:type="spellStart"/>
+      <w:r>
+        <w:rPr>
+          <w:lang w:val="nl-NL"/>
+        </w:rPr>
+        <w:t>coding</w:t>
+      </w:r>
+      <w:proofErr w:type="spellEnd"/>
+      <w:r>
+        <w:rPr>
+          <w:lang w:val="nl-NL"/>
+        </w:rPr>
+        <w:t xml:space="preserve"> </w:t>
+      </w:r>
+      <w:proofErr w:type="spellStart"/>
+      <w:r>
+        <w:rPr>
+          <w:lang w:val="nl-NL"/>
+        </w:rPr>
+        <w:t>assistants</w:t>
+      </w:r>
+      <w:proofErr w:type="spellEnd"/>
+      <w:r>
+        <w:rPr>
+          <w:lang w:val="nl-NL"/>
+        </w:rPr>
+        <w:t xml:space="preserve"> kunt integreren.</w:t>
+      </w:r>
+      <w:r>
+        <w:rPr>
+          <w:lang w:val="nl-NL"/>
+        </w:rPr>
+        <w:t xml:space="preserve"> Vraag je </w:t>
+      </w:r>
+      <w:proofErr w:type="gramStart"/>
+      <w:r>
+        <w:rPr>
+          <w:lang w:val="nl-NL"/>
+        </w:rPr>
+        <w:t>AI module</w:t>
+      </w:r>
+      <w:proofErr w:type="gramEnd"/>
+      <w:r>
+        <w:rPr>
+          <w:lang w:val="nl-NL"/>
+        </w:rPr>
+        <w:t xml:space="preserve"> om je te helpen bij de volgende stappen.</w:t>
+      </w:r>
+    </w:p>
+    <w:p>
+      <w:pPr>
+        <w:pStyle w:val="Checklist"/>
+        <w:rPr>
+          <w:lang w:val="nl-NL"/>
+        </w:rPr>
+      </w:pPr>
+      <w:proofErr w:type="gramStart"/>
+      <w:r>
+        <w:rPr>
+          <w:b/>
+          <w:lang w:val="nl-NL"/>
+        </w:rPr>
+        <w:t>[ ]</w:t>
+      </w:r>
+      <w:proofErr w:type="gramEnd"/>
+      <w:r>
+        <w:rPr>
+          <w:b/>
+          <w:lang w:val="nl-NL"/>
+        </w:rPr>
+        <w:t xml:space="preserve"> </w:t>
+      </w:r>
+      <w:r>
+        <w:rPr>
+          <w:lang w:val="nl-NL"/>
+        </w:rPr>
+        <w:t>Installeer Python 3.11 of nieuwer.</w:t>
+      </w:r>
+    </w:p>
+    <w:p>
+      <w:pPr>
+        <w:pStyle w:val="Checklist"/>
+        <w:rPr>
+          <w:lang w:val="nl-NL"/>
+        </w:rPr>
+      </w:pPr>
+      <w:proofErr w:type="gramStart"/>
+      <w:r>
+        <w:rPr>
+          <w:b/>
+          <w:lang w:val="nl-NL"/>
+        </w:rPr>
+        <w:t>[ ]</w:t>
+      </w:r>
+      <w:proofErr w:type="gramEnd"/>
+      <w:r>
+        <w:rPr>
+          <w:b/>
+          <w:lang w:val="nl-NL"/>
+        </w:rPr>
+        <w:t xml:space="preserve"> </w:t>
+      </w:r>
+      <w:r>
+        <w:rPr>
+          <w:lang w:val="nl-NL"/>
+        </w:rPr>
+        <w:t>Installeer VS Code.</w:t>
+      </w:r>
+    </w:p>
+    <w:p>
+      <w:pPr>
+        <w:pStyle w:val="Checklist"/>
+        <w:rPr>
+          <w:lang w:val="nl-NL"/>
+        </w:rPr>
+      </w:pPr>
+      <w:proofErr w:type="gramStart"/>
+      <w:r>
+        <w:rPr>
+          <w:b/>
+          <w:lang w:val="nl-NL"/>
+        </w:rPr>
+        <w:t>[ ]</w:t>
+      </w:r>
+      <w:proofErr w:type="gramEnd"/>
+      <w:r>
+        <w:rPr>
+          <w:b/>
+          <w:lang w:val="nl-NL"/>
+        </w:rPr>
+        <w:t xml:space="preserve"> </w:t>
+      </w:r>
+      <w:r>
+        <w:rPr>
+          <w:lang w:val="nl-NL"/>
+        </w:rPr>
+        <w:t>Installeer in VS Code de Python-extensie.</w:t>
+      </w:r>
+    </w:p>
+    <w:p>
+      <w:pPr>
+        <w:pStyle w:val="Checklist"/>
+        <w:rPr>
+          <w:lang w:val="nl-NL"/>
+        </w:rPr>
+      </w:pPr>
+      <w:proofErr w:type="gramStart"/>
+      <w:r>
+        <w:rPr>
+          <w:b/>
+          <w:bCs/>
+          <w:lang w:val="nl-NL"/>
+        </w:rPr>
+        <w:t>[ ]</w:t>
+      </w:r>
+      <w:proofErr w:type="gramEnd"/>
+      <w:r>
+        <w:rPr>
+          <w:b/>
+          <w:bCs/>
+          <w:lang w:val="nl-NL"/>
+        </w:rPr>
+        <w:t xml:space="preserve"> </w:t>
+      </w:r>
+      <w:r>
+        <w:rPr>
+          <w:lang w:val="nl-NL"/>
+        </w:rPr>
+        <w:t xml:space="preserve">Installeer in VS Code de Codex (of andere AI) </w:t>
+      </w:r>
+      <w:proofErr w:type="spellStart"/>
+      <w:r>
+        <w:rPr>
+          <w:lang w:val="nl-NL"/>
+        </w:rPr>
+        <w:t>plugin</w:t>
+      </w:r>
+      <w:proofErr w:type="spellEnd"/>
+      <w:r>
+        <w:rPr>
+          <w:lang w:val="nl-NL"/>
+        </w:rPr>
+        <w:t xml:space="preserve"> en log in.</w:t>
+      </w:r>
+    </w:p>
+    <w:p>
+      <w:pPr>
+        <w:pStyle w:val="Checklist"/>
+        <w:rPr>
+          <w:lang w:val="nl-NL"/>
+        </w:rPr>
+      </w:pPr>
+      <w:proofErr w:type="gramStart"/>
+      <w:r>
+        <w:rPr>
+          <w:b/>
+          <w:lang w:val="nl-NL"/>
+        </w:rPr>
+        <w:t>[ ]</w:t>
+      </w:r>
+      <w:proofErr w:type="gramEnd"/>
+      <w:r>
+        <w:rPr>
+          <w:b/>
+          <w:lang w:val="nl-NL"/>
+        </w:rPr>
+        <w:t xml:space="preserve"> </w:t>
+      </w:r>
+      <w:r>
+        <w:rPr>
+          <w:lang w:val="nl-NL"/>
+        </w:rPr>
+        <w:t>Maak een nieuwe projectmap, bijvoorbeeld ximu3-vibecode-app.</w:t>
+      </w:r>
+    </w:p>
+    <w:p>
+      <w:pPr>
+        <w:pStyle w:val="Checklist"/>
+        <w:rPr>
+          <w:lang w:val="nl-NL"/>
+        </w:rPr>
+      </w:pPr>
+      <w:proofErr w:type="gramStart"/>
+      <w:r>
+        <w:rPr>
+          <w:b/>
+          <w:lang w:val="nl-NL"/>
+        </w:rPr>
+        <w:t>[ ]</w:t>
+      </w:r>
+      <w:proofErr w:type="gramEnd"/>
+      <w:r>
+        <w:rPr>
+          <w:b/>
+          <w:lang w:val="nl-NL"/>
+        </w:rPr>
+        <w:t xml:space="preserve"> </w:t>
+      </w:r>
+      <w:r>
+        <w:rPr>
+          <w:lang w:val="nl-NL"/>
+        </w:rPr>
+        <w:t>Open die map in VS Code.</w:t>
+      </w:r>
+    </w:p>
+    <w:p>
+      <w:pPr>
+        <w:pStyle w:val="Checklist"/>
+        <w:rPr>
+          <w:lang w:val="nl-NL"/>
+        </w:rPr>
+      </w:pPr>
+      <w:proofErr w:type="gramStart"/>
+      <w:r>
+        <w:rPr>
+          <w:b/>
+          <w:lang w:val="nl-NL"/>
+        </w:rPr>
+        <w:t>[ ]</w:t>
+      </w:r>
+      <w:proofErr w:type="gramEnd"/>
+      <w:r>
+        <w:rPr>
+          <w:b/>
+          <w:lang w:val="nl-NL"/>
+        </w:rPr>
+        <w:t xml:space="preserve"> </w:t>
+      </w:r>
+      <w:r>
+        <w:rPr>
+          <w:lang w:val="nl-NL"/>
+        </w:rPr>
+        <w:t>Open een terminal in VS Code en maak een virtuele omgeving.</w:t>
+      </w:r>
+    </w:p>
+    <w:p>
+      <w:pPr>
+        <w:pStyle w:val="CodeBlock"/>
+        <w:rPr>
+          <w:lang w:val="nl-NL"/>
+        </w:rPr>
+      </w:pPr>
+      <w:proofErr w:type="gramStart"/>
+      <w:r>
+        <w:rPr>
+          <w:lang w:val="nl-NL"/>
+        </w:rPr>
+        <w:t>python</w:t>
+      </w:r>
+      <w:proofErr w:type="gramEnd"/>
+      <w:r>
+        <w:rPr>
+          <w:lang w:val="nl-NL"/>
+        </w:rPr>
+        <w:t xml:space="preserve"> -m </w:t>
+      </w:r>
+      <w:proofErr w:type="spellStart"/>
+      <w:proofErr w:type="gramStart"/>
+      <w:r>
+        <w:rPr>
+          <w:lang w:val="nl-NL"/>
+        </w:rPr>
+        <w:t>venv</w:t>
+      </w:r>
+      <w:proofErr w:type="spellEnd"/>
+      <w:r>
+        <w:rPr>
+          <w:lang w:val="nl-NL"/>
+        </w:rPr>
+        <w:t xml:space="preserve"> .</w:t>
+      </w:r>
+      <w:proofErr w:type="spellStart"/>
+      <w:r>
+        <w:rPr>
+          <w:lang w:val="nl-NL"/>
+        </w:rPr>
+        <w:t>venv</w:t>
+      </w:r>
+      <w:proofErr w:type="spellEnd"/>
+      <w:proofErr w:type="gramEnd"/>
+    </w:p>
+    <w:p>
+      <w:pPr>
+        <w:pStyle w:val="Checklist"/>
+        <w:rPr>
+          <w:lang w:val="nl-NL"/>
+        </w:rPr>
+      </w:pPr>
+      <w:proofErr w:type="gramStart"/>
+      <w:r>
+        <w:rPr>
+          <w:b/>
+          <w:lang w:val="nl-NL"/>
+        </w:rPr>
+        <w:t>[ ]</w:t>
+      </w:r>
+      <w:proofErr w:type="gramEnd"/>
+      <w:r>
+        <w:rPr>
+          <w:b/>
+          <w:lang w:val="nl-NL"/>
+        </w:rPr>
+        <w:t xml:space="preserve"> </w:t>
+      </w:r>
+      <w:r>
+        <w:rPr>
+          <w:lang w:val="nl-NL"/>
+        </w:rPr>
+        <w:t>Activeer de virtuele omgeving. Vraag AI om de juiste opdracht voor Windows</w:t>
+      </w:r>
+      <w:r>
+        <w:rPr>
+          <w:lang w:val="nl-NL"/>
+        </w:rPr>
+        <w:t xml:space="preserve"> of </w:t>
+      </w:r>
+      <w:proofErr w:type="spellStart"/>
+      <w:r>
+        <w:rPr>
+          <w:lang w:val="nl-NL"/>
+        </w:rPr>
+        <w:t>macOS</w:t>
+      </w:r>
+      <w:proofErr w:type="spellEnd"/>
+      <w:r>
+        <w:rPr>
+          <w:lang w:val="nl-NL"/>
+        </w:rPr>
+        <w:t xml:space="preserve"> </w:t>
+      </w:r>
+      <w:r>
+        <w:rPr>
+          <w:lang w:val="nl-NL"/>
+        </w:rPr>
+        <w:t>als je twijfelt.</w:t>
+      </w:r>
+    </w:p>
+    <w:p>
+      <w:pPr>
+        <w:pStyle w:val="Checklist"/>
+        <w:rPr>
+          <w:lang w:val="nl-NL"/>
+        </w:rPr>
+      </w:pPr>
+      <w:proofErr w:type="gramStart"/>
+      <w:r>
+        <w:rPr>
+          <w:b/>
+          <w:lang w:val="nl-NL"/>
+        </w:rPr>
+        <w:t>[ ]</w:t>
+      </w:r>
+      <w:proofErr w:type="gramEnd"/>
+      <w:r>
+        <w:rPr>
+          <w:b/>
+          <w:lang w:val="nl-NL"/>
+        </w:rPr>
+        <w:t xml:space="preserve"> </w:t>
+      </w:r>
+      <w:r>
+        <w:rPr>
+          <w:lang w:val="nl-NL"/>
+        </w:rPr>
+        <w:t xml:space="preserve">Installeer de eerste </w:t>
+      </w:r>
+      <w:proofErr w:type="spellStart"/>
+      <w:r>
+        <w:rPr>
+          <w:lang w:val="nl-NL"/>
+        </w:rPr>
+        <w:t>libraries</w:t>
+      </w:r>
+      <w:proofErr w:type="spellEnd"/>
+      <w:r>
+        <w:rPr>
+          <w:lang w:val="nl-NL"/>
+        </w:rPr>
+        <w:t>.</w:t>
+      </w:r>
+    </w:p>
+    <w:p>
+      <w:pPr>
+        <w:pStyle w:val="CodeBlock"/>
+        <w:rPr>
+          <w:lang w:val="nl-NL"/>
+        </w:rPr>
+      </w:pPr>
+      <w:proofErr w:type="gramStart"/>
+      <w:r>
+        <w:rPr>
+          <w:lang w:val="nl-NL"/>
+        </w:rPr>
+        <w:t>pip</w:t>
+      </w:r>
+      <w:proofErr w:type="gramEnd"/>
+      <w:r>
+        <w:rPr>
+          <w:lang w:val="nl-NL"/>
+        </w:rPr>
+        <w:t xml:space="preserve"> </w:t>
+      </w:r>
+      <w:proofErr w:type="spellStart"/>
+      <w:r>
+        <w:rPr>
+          <w:lang w:val="nl-NL"/>
+        </w:rPr>
+        <w:t>install</w:t>
+      </w:r>
+      <w:proofErr w:type="spellEnd"/>
+      <w:r>
+        <w:rPr>
+          <w:lang w:val="nl-NL"/>
+        </w:rPr>
+        <w:t xml:space="preserve"> </w:t>
+      </w:r>
+      <w:proofErr w:type="spellStart"/>
+      <w:r>
+        <w:rPr>
+          <w:lang w:val="nl-NL"/>
+        </w:rPr>
+        <w:t>matplotlib</w:t>
+      </w:r>
+      <w:proofErr w:type="spellEnd"/>
+      <w:r>
+        <w:rPr>
+          <w:lang w:val="nl-NL"/>
+        </w:rPr>
+        <w:t xml:space="preserve"> </w:t>
+      </w:r>
+      <w:proofErr w:type="spellStart"/>
+      <w:r>
+        <w:rPr>
+          <w:lang w:val="nl-NL"/>
+        </w:rPr>
+        <w:t>pandas</w:t>
+      </w:r>
+      <w:proofErr w:type="spellEnd"/>
+      <w:r>
+        <w:rPr>
+          <w:lang w:val="nl-NL"/>
+        </w:rPr>
+        <w:t xml:space="preserve"> </w:t>
+      </w:r>
+      <w:proofErr w:type="spellStart"/>
+      <w:r>
+        <w:rPr>
+          <w:lang w:val="nl-NL"/>
+        </w:rPr>
+        <w:t>scipy</w:t>
+      </w:r>
+      <w:proofErr w:type="spellEnd"/>
+      <w:r>
+        <w:rPr>
+          <w:lang w:val="nl-NL"/>
+        </w:rPr>
+        <w:t xml:space="preserve"> </w:t>
+      </w:r>
+      <w:proofErr w:type="spellStart"/>
+      <w:r>
+        <w:rPr>
+          <w:lang w:val="nl-NL"/>
+        </w:rPr>
+        <w:t>pyserial</w:t>
+      </w:r>
+      <w:proofErr w:type="spellEnd"/>
+    </w:p>
+    <w:p>
+      <w:pPr>
         <w:pStyle w:val="PromptTitle"/>
         <w:rPr>
           <w:lang w:val="nl-NL"/>
@@ -724,6 +1417,71 @@
     </w:p>
     <w:p>
       <w:pPr>
+        <w:pStyle w:val="PromptTitle"/>
+        <w:rPr>
+          <w:lang w:val="nl-NL"/>
+        </w:rPr>
+      </w:pPr>
+      <w:r>
+        <w:rPr>
+          <w:lang w:val="nl-NL"/>
+        </w:rPr>
+        <w:lastRenderedPageBreak/>
+        <w:t>Prompt als installatie niet lukt</w:t>
+      </w:r>
+    </w:p>
+    <w:p>
+      <w:pPr>
+        <w:pStyle w:val="CodeBlock"/>
+        <w:rPr>
+          <w:lang w:val="nl-NL"/>
+        </w:rPr>
+      </w:pPr>
+      <w:r>
+        <w:rPr>
+          <w:lang w:val="nl-NL"/>
+        </w:rPr>
+        <w:t>Ik ben beginner en probeer Python, VS Code en een virtuele omgeving te installeren. Dit is de foutmelding die ik krijg: [plak foutmelding]. Leg stap voor stap uit wat ik moet doen, zonder stappen over te slaan.</w:t>
+      </w:r>
+    </w:p>
+    <w:p>
+      <w:pPr>
+        <w:pStyle w:val="CodeBlock"/>
+        <w:rPr>
+          <w:lang w:val="nl-NL"/>
+        </w:rPr>
+      </w:pPr>
+    </w:p>
+    <w:p>
+      <w:pPr>
+        <w:pStyle w:val="CodeBlock"/>
+        <w:rPr>
+          <w:lang w:val="nl-NL"/>
+        </w:rPr>
+      </w:pPr>
+      <w:r>
+        <w:rPr>
+          <w:lang w:val="nl-NL"/>
+        </w:rPr>
+        <w:t xml:space="preserve">Als het goed is, is het gelukt om je terminal te installeren. Goed </w:t>
+      </w:r>
+      <w:proofErr w:type="gramStart"/>
+      <w:r>
+        <w:rPr>
+          <w:lang w:val="nl-NL"/>
+        </w:rPr>
+        <w:t>bezig !</w:t>
+      </w:r>
+      <w:proofErr w:type="gramEnd"/>
+      <w:r>
+        <w:rPr>
+          <w:lang w:val="nl-NL"/>
+        </w:rPr>
+        <w:t xml:space="preserve"> Je hebt nu python lokaal op je computer draaien! </w:t>
+      </w:r>
+    </w:p>
+    <w:p>
+      <w:pPr>
         <w:pStyle w:val="Kop2"/>
         <w:rPr>
           <w:lang w:val="nl-NL"/>
@@ -733,517 +1491,26 @@
         <w:rPr>
           <w:lang w:val="nl-NL"/>
         </w:rPr>
-        <w:t>Installatiehulp voor beginners</w:t>
-      </w:r>
-    </w:p>
-    <w:p>
-      <w:pPr>
-        <w:rPr>
-          <w:lang w:val="nl-NL"/>
-        </w:rPr>
-      </w:pPr>
-      <w:r>
-        <w:rPr>
-          <w:lang w:val="nl-NL"/>
-        </w:rPr>
-        <w:t xml:space="preserve">Voor de workshop is VS Code een handige editor, omdat je daar Python kunt schrijven, bestanden overzichtelijk ziet en AI-tools zoals Codex, GitHub </w:t>
-      </w:r>
-      <w:proofErr w:type="spellStart"/>
-      <w:r>
-        <w:rPr>
-          <w:lang w:val="nl-NL"/>
-        </w:rPr>
-        <w:t>Copilot</w:t>
-      </w:r>
-      <w:proofErr w:type="spellEnd"/>
-      <w:r>
-        <w:rPr>
-          <w:lang w:val="nl-NL"/>
-        </w:rPr>
-        <w:t xml:space="preserve"> of andere </w:t>
-      </w:r>
-      <w:proofErr w:type="spellStart"/>
-      <w:r>
-        <w:rPr>
-          <w:lang w:val="nl-NL"/>
-        </w:rPr>
-        <w:t>coding</w:t>
-      </w:r>
-      <w:proofErr w:type="spellEnd"/>
-      <w:r>
-        <w:rPr>
-          <w:lang w:val="nl-NL"/>
-        </w:rPr>
-        <w:t xml:space="preserve"> </w:t>
-      </w:r>
-      <w:proofErr w:type="spellStart"/>
-      <w:r>
-        <w:rPr>
-          <w:lang w:val="nl-NL"/>
-        </w:rPr>
-        <w:t>assistants</w:t>
-      </w:r>
-      <w:proofErr w:type="spellEnd"/>
-      <w:r>
-        <w:rPr>
-          <w:lang w:val="nl-NL"/>
-        </w:rPr>
-        <w:t xml:space="preserve"> kunt integreren.</w:t>
-      </w:r>
-    </w:p>
-    <w:p>
-      <w:pPr>
-        <w:pStyle w:val="Checklist"/>
-        <w:rPr>
-          <w:lang w:val="nl-NL"/>
-        </w:rPr>
-      </w:pPr>
-      <w:proofErr w:type="gramStart"/>
-      <w:r>
-        <w:rPr>
-          <w:b/>
-          <w:lang w:val="nl-NL"/>
-        </w:rPr>
-        <w:t>[ ]</w:t>
-      </w:r>
-      <w:proofErr w:type="gramEnd"/>
-      <w:r>
-        <w:rPr>
-          <w:b/>
-          <w:lang w:val="nl-NL"/>
-        </w:rPr>
-        <w:t xml:space="preserve"> </w:t>
-      </w:r>
-      <w:r>
-        <w:rPr>
-          <w:lang w:val="nl-NL"/>
-        </w:rPr>
-        <w:t>Installeer Python 3.11 of nieuwer.</w:t>
-      </w:r>
-    </w:p>
-    <w:p>
-      <w:pPr>
-        <w:pStyle w:val="Checklist"/>
-        <w:rPr>
-          <w:lang w:val="nl-NL"/>
-        </w:rPr>
-      </w:pPr>
-      <w:proofErr w:type="gramStart"/>
-      <w:r>
-        <w:rPr>
-          <w:b/>
-          <w:lang w:val="nl-NL"/>
-        </w:rPr>
-        <w:t>[ ]</w:t>
-      </w:r>
-      <w:proofErr w:type="gramEnd"/>
-      <w:r>
-        <w:rPr>
-          <w:b/>
-          <w:lang w:val="nl-NL"/>
-        </w:rPr>
-        <w:t xml:space="preserve"> </w:t>
-      </w:r>
-      <w:r>
-        <w:rPr>
-          <w:lang w:val="nl-NL"/>
-        </w:rPr>
-        <w:t>Installeer VS Code.</w:t>
-      </w:r>
-    </w:p>
-    <w:p>
-      <w:pPr>
-        <w:pStyle w:val="Checklist"/>
-        <w:rPr>
-          <w:lang w:val="nl-NL"/>
-        </w:rPr>
-      </w:pPr>
-      <w:proofErr w:type="gramStart"/>
-      <w:r>
-        <w:rPr>
-          <w:b/>
-          <w:lang w:val="nl-NL"/>
-        </w:rPr>
-        <w:t>[ ]</w:t>
-      </w:r>
-      <w:proofErr w:type="gramEnd"/>
-      <w:r>
-        <w:rPr>
-          <w:b/>
-          <w:lang w:val="nl-NL"/>
-        </w:rPr>
-        <w:t xml:space="preserve"> </w:t>
-      </w:r>
-      <w:r>
-        <w:rPr>
-          <w:lang w:val="nl-NL"/>
-        </w:rPr>
-        <w:t>Installeer in VS Code de Python-extensie.</w:t>
-      </w:r>
-    </w:p>
-    <w:p>
-      <w:pPr>
-        <w:pStyle w:val="Checklist"/>
-        <w:rPr>
-          <w:lang w:val="nl-NL"/>
-        </w:rPr>
-      </w:pPr>
-      <w:proofErr w:type="gramStart"/>
-      <w:r>
-        <w:rPr>
-          <w:b/>
-          <w:lang w:val="nl-NL"/>
-        </w:rPr>
-        <w:t>[ ]</w:t>
-      </w:r>
-      <w:proofErr w:type="gramEnd"/>
-      <w:r>
-        <w:rPr>
-          <w:b/>
-          <w:lang w:val="nl-NL"/>
-        </w:rPr>
-        <w:t xml:space="preserve"> </w:t>
-      </w:r>
-      <w:r>
-        <w:rPr>
-          <w:lang w:val="nl-NL"/>
-        </w:rPr>
-        <w:t>Maak een nieuwe projectmap, bijvoorbeeld ximu3-vibecode-app.</w:t>
-      </w:r>
-    </w:p>
-    <w:p>
-      <w:pPr>
-        <w:pStyle w:val="Checklist"/>
-        <w:rPr>
-          <w:lang w:val="nl-NL"/>
-        </w:rPr>
-      </w:pPr>
-      <w:proofErr w:type="gramStart"/>
-      <w:r>
-        <w:rPr>
-          <w:b/>
-          <w:lang w:val="nl-NL"/>
-        </w:rPr>
-        <w:t>[ ]</w:t>
-      </w:r>
-      <w:proofErr w:type="gramEnd"/>
-      <w:r>
-        <w:rPr>
-          <w:b/>
-          <w:lang w:val="nl-NL"/>
-        </w:rPr>
-        <w:t xml:space="preserve"> </w:t>
-      </w:r>
-      <w:r>
-        <w:rPr>
-          <w:lang w:val="nl-NL"/>
-        </w:rPr>
-        <w:t>Open die map in VS Code.</w:t>
-      </w:r>
-    </w:p>
-    <w:p>
-      <w:pPr>
-        <w:pStyle w:val="Checklist"/>
-        <w:rPr>
-          <w:lang w:val="nl-NL"/>
-        </w:rPr>
-      </w:pPr>
-      <w:proofErr w:type="gramStart"/>
-      <w:r>
-        <w:rPr>
-          <w:b/>
-          <w:lang w:val="nl-NL"/>
-        </w:rPr>
-        <w:t>[ ]</w:t>
-      </w:r>
-      <w:proofErr w:type="gramEnd"/>
-      <w:r>
-        <w:rPr>
-          <w:b/>
-          <w:lang w:val="nl-NL"/>
-        </w:rPr>
-        <w:t xml:space="preserve"> </w:t>
-      </w:r>
-      <w:r>
-        <w:rPr>
-          <w:lang w:val="nl-NL"/>
-        </w:rPr>
-        <w:t>Open een terminal in VS Code en maak een virtuele omgeving.</w:t>
-      </w:r>
-    </w:p>
-    <w:p>
-      <w:pPr>
-        <w:pStyle w:val="CodeBlock"/>
-        <w:rPr>
-          <w:lang w:val="nl-NL"/>
-        </w:rPr>
-      </w:pPr>
-      <w:proofErr w:type="gramStart"/>
-      <w:r>
-        <w:rPr>
-          <w:lang w:val="nl-NL"/>
-        </w:rPr>
-        <w:t>python</w:t>
-      </w:r>
-      <w:proofErr w:type="gramEnd"/>
-      <w:r>
-        <w:rPr>
-          <w:lang w:val="nl-NL"/>
-        </w:rPr>
-        <w:t xml:space="preserve"> -m </w:t>
-      </w:r>
-      <w:proofErr w:type="spellStart"/>
-      <w:proofErr w:type="gramStart"/>
-      <w:r>
-        <w:rPr>
-          <w:lang w:val="nl-NL"/>
-        </w:rPr>
-        <w:t>venv</w:t>
-      </w:r>
-      <w:proofErr w:type="spellEnd"/>
-      <w:r>
-        <w:rPr>
-          <w:lang w:val="nl-NL"/>
-        </w:rPr>
-        <w:t xml:space="preserve"> .</w:t>
-      </w:r>
-      <w:proofErr w:type="spellStart"/>
-      <w:r>
-        <w:rPr>
-          <w:lang w:val="nl-NL"/>
-        </w:rPr>
-        <w:t>venv</w:t>
-      </w:r>
-      <w:proofErr w:type="spellEnd"/>
-      <w:proofErr w:type="gramEnd"/>
-    </w:p>
-    <w:p>
-      <w:pPr>
-        <w:pStyle w:val="Checklist"/>
-        <w:rPr>
-          <w:lang w:val="nl-NL"/>
-        </w:rPr>
-      </w:pPr>
-      <w:proofErr w:type="gramStart"/>
-      <w:r>
-        <w:rPr>
-          <w:b/>
-          <w:lang w:val="nl-NL"/>
-        </w:rPr>
-        <w:t>[ ]</w:t>
-      </w:r>
-      <w:proofErr w:type="gramEnd"/>
-      <w:r>
-        <w:rPr>
-          <w:b/>
-          <w:lang w:val="nl-NL"/>
-        </w:rPr>
-        <w:t xml:space="preserve"> </w:t>
-      </w:r>
-      <w:r>
-        <w:rPr>
-          <w:lang w:val="nl-NL"/>
-        </w:rPr>
-        <w:t>Activeer de virtuele omgeving. Vraag AI om de juiste opdracht voor Windows</w:t>
-      </w:r>
-      <w:r>
-        <w:rPr>
-          <w:lang w:val="nl-NL"/>
-        </w:rPr>
-        <w:t xml:space="preserve"> of </w:t>
-      </w:r>
-      <w:proofErr w:type="spellStart"/>
-      <w:r>
-        <w:rPr>
-          <w:lang w:val="nl-NL"/>
-        </w:rPr>
-        <w:t>macOS</w:t>
-      </w:r>
-      <w:proofErr w:type="spellEnd"/>
-      <w:r>
-        <w:rPr>
-          <w:lang w:val="nl-NL"/>
-        </w:rPr>
-        <w:t xml:space="preserve"> </w:t>
-      </w:r>
-      <w:r>
-        <w:rPr>
-          <w:lang w:val="nl-NL"/>
-        </w:rPr>
-        <w:t>als je twijfelt.</w:t>
-      </w:r>
-    </w:p>
-    <w:p>
-      <w:pPr>
-        <w:pStyle w:val="Checklist"/>
-        <w:rPr>
-          <w:lang w:val="nl-NL"/>
-        </w:rPr>
-      </w:pPr>
-      <w:proofErr w:type="gramStart"/>
-      <w:r>
-        <w:rPr>
-          <w:b/>
-          <w:lang w:val="nl-NL"/>
-        </w:rPr>
-        <w:t>[ ]</w:t>
-      </w:r>
-      <w:proofErr w:type="gramEnd"/>
-      <w:r>
-        <w:rPr>
-          <w:b/>
-          <w:lang w:val="nl-NL"/>
-        </w:rPr>
-        <w:t xml:space="preserve"> </w:t>
-      </w:r>
-      <w:r>
-        <w:rPr>
-          <w:lang w:val="nl-NL"/>
-        </w:rPr>
-        <w:t xml:space="preserve">Installeer de eerste </w:t>
-      </w:r>
-      <w:proofErr w:type="spellStart"/>
-      <w:r>
-        <w:rPr>
-          <w:lang w:val="nl-NL"/>
-        </w:rPr>
-        <w:t>libraries</w:t>
-      </w:r>
-      <w:proofErr w:type="spellEnd"/>
-      <w:r>
-        <w:rPr>
-          <w:lang w:val="nl-NL"/>
-        </w:rPr>
-        <w:t>.</w:t>
-      </w:r>
-    </w:p>
-    <w:p>
-      <w:pPr>
-        <w:pStyle w:val="CodeBlock"/>
-        <w:rPr>
-          <w:lang w:val="nl-NL"/>
-        </w:rPr>
-      </w:pPr>
-      <w:proofErr w:type="gramStart"/>
-      <w:r>
-        <w:rPr>
-          <w:lang w:val="nl-NL"/>
-        </w:rPr>
-        <w:t>pip</w:t>
-      </w:r>
-      <w:proofErr w:type="gramEnd"/>
-      <w:r>
-        <w:rPr>
-          <w:lang w:val="nl-NL"/>
-        </w:rPr>
-        <w:t xml:space="preserve"> </w:t>
-      </w:r>
-      <w:proofErr w:type="spellStart"/>
-      <w:r>
-        <w:rPr>
-          <w:lang w:val="nl-NL"/>
-        </w:rPr>
-        <w:t>install</w:t>
-      </w:r>
-      <w:proofErr w:type="spellEnd"/>
-      <w:r>
-        <w:rPr>
-          <w:lang w:val="nl-NL"/>
-        </w:rPr>
-        <w:t xml:space="preserve"> </w:t>
-      </w:r>
-      <w:proofErr w:type="spellStart"/>
-      <w:r>
-        <w:rPr>
-          <w:lang w:val="nl-NL"/>
-        </w:rPr>
-        <w:t>matplotlib</w:t>
-      </w:r>
-      <w:proofErr w:type="spellEnd"/>
-      <w:r>
-        <w:rPr>
-          <w:lang w:val="nl-NL"/>
-        </w:rPr>
-        <w:t xml:space="preserve"> </w:t>
-      </w:r>
-      <w:proofErr w:type="spellStart"/>
-      <w:r>
-        <w:rPr>
-          <w:lang w:val="nl-NL"/>
-        </w:rPr>
-        <w:t>pandas</w:t>
-      </w:r>
-      <w:proofErr w:type="spellEnd"/>
-      <w:r>
-        <w:rPr>
-          <w:lang w:val="nl-NL"/>
-        </w:rPr>
-        <w:t xml:space="preserve"> </w:t>
-      </w:r>
-      <w:proofErr w:type="spellStart"/>
-      <w:r>
-        <w:rPr>
-          <w:lang w:val="nl-NL"/>
-        </w:rPr>
-        <w:t>scipy</w:t>
-      </w:r>
-      <w:proofErr w:type="spellEnd"/>
-      <w:r>
-        <w:rPr>
-          <w:lang w:val="nl-NL"/>
-        </w:rPr>
-        <w:t xml:space="preserve"> </w:t>
-      </w:r>
-      <w:proofErr w:type="spellStart"/>
-      <w:r>
-        <w:rPr>
-          <w:lang w:val="nl-NL"/>
-        </w:rPr>
-        <w:t>pyserial</w:t>
-      </w:r>
-      <w:proofErr w:type="spellEnd"/>
-    </w:p>
-    <w:p>
-      <w:pPr>
-        <w:pStyle w:val="PromptTitle"/>
-        <w:rPr>
-          <w:lang w:val="nl-NL"/>
-        </w:rPr>
-      </w:pPr>
-      <w:r>
-        <w:rPr>
-          <w:lang w:val="nl-NL"/>
-        </w:rPr>
-        <w:t>Prompt als installatie niet lukt</w:t>
-      </w:r>
-    </w:p>
-    <w:p>
-      <w:pPr>
-        <w:pStyle w:val="CodeBlock"/>
-        <w:rPr>
-          <w:lang w:val="nl-NL"/>
-        </w:rPr>
-      </w:pPr>
-      <w:r>
-        <w:rPr>
-          <w:lang w:val="nl-NL"/>
-        </w:rPr>
-        <w:lastRenderedPageBreak/>
-        <w:t>Ik ben beginner en probeer Python, VS Code en een virtuele omgeving te installeren. Dit is de foutmelding die ik krijg: [plak foutmelding]. Leg stap voor stap uit wat ik moet doen, zonder stappen over te slaan.</w:t>
-      </w:r>
-    </w:p>
-    <w:p>
-      <w:pPr>
-        <w:pStyle w:val="Kop2"/>
-        <w:rPr>
-          <w:lang w:val="nl-NL"/>
-        </w:rPr>
-      </w:pPr>
-      <w:r>
-        <w:rPr>
-          <w:lang w:val="nl-NL"/>
-        </w:rPr>
         <w:t>Doel van het eindproduct</w:t>
+      </w:r>
+    </w:p>
+    <w:p>
+      <w:pPr>
+        <w:rPr>
+          <w:lang w:val="nl-NL"/>
+        </w:rPr>
+      </w:pPr>
+      <w:r>
+        <w:rPr>
+          <w:lang w:val="nl-NL"/>
+        </w:rPr>
+        <w:t xml:space="preserve">Het uiteindelijke doel van het eindproduct is het detecteren van sprongen, of mogelijk een andere vraag die jij hebt bedacht. Om naar dit doel te komen moeten we het op delen in kleine stukjes en moet je van </w:t>
+      </w:r>
+      <w:r>
+        <w:rPr>
+          <w:lang w:val="nl-NL"/>
+        </w:rPr>
+        <w:t>tevoren goed over nadenken wat je wilt met de app.</w:t>
       </w:r>
     </w:p>
     <w:p>
@@ -1523,20 +1790,38 @@
         <w:rPr>
           <w:lang w:val="nl-NL"/>
         </w:rPr>
-        <w:t>1. projectsetup</w:t>
-      </w:r>
-    </w:p>
-    <w:p>
-      <w:pPr>
-        <w:rPr>
-          <w:lang w:val="nl-NL"/>
-        </w:rPr>
-      </w:pPr>
-      <w:r>
-        <w:rPr>
-          <w:lang w:val="nl-NL"/>
-        </w:rPr>
-        <w:t>2. main.py als startpunt neerzetten</w:t>
+        <w:t xml:space="preserve">1. </w:t>
+      </w:r>
+      <w:r>
+        <w:rPr>
+          <w:lang w:val="nl-NL"/>
+        </w:rPr>
+        <w:t>p</w:t>
+      </w:r>
+      <w:r>
+        <w:rPr>
+          <w:lang w:val="nl-NL"/>
+        </w:rPr>
+        <w:t>roject starten</w:t>
+      </w:r>
+    </w:p>
+    <w:p>
+      <w:pPr>
+        <w:rPr>
+          <w:lang w:val="nl-NL"/>
+        </w:rPr>
+      </w:pPr>
+      <w:r>
+        <w:rPr>
+          <w:lang w:val="nl-NL"/>
+        </w:rPr>
+        <w:t>2. main.py als</w:t>
+      </w:r>
+      <w:r>
+        <w:rPr>
+          <w:lang w:val="nl-NL"/>
+        </w:rPr>
+        <w:t xml:space="preserve"> kapstok maken</w:t>
       </w:r>
     </w:p>
     <w:p>
@@ -1562,46 +1847,103 @@
         <w:rPr>
           <w:lang w:val="nl-NL"/>
         </w:rPr>
-        <w:t>4. ruwe data inlezen</w:t>
-      </w:r>
-    </w:p>
-    <w:p>
-      <w:pPr>
-        <w:rPr>
-          <w:lang w:val="nl-NL"/>
-        </w:rPr>
-      </w:pPr>
-      <w:r>
-        <w:rPr>
-          <w:lang w:val="nl-NL"/>
-        </w:rPr>
-        <w:t>5. data opslaan</w:t>
-      </w:r>
-    </w:p>
-    <w:p>
-      <w:pPr>
-        <w:rPr>
-          <w:lang w:val="nl-NL"/>
-        </w:rPr>
-      </w:pPr>
-      <w:r>
-        <w:rPr>
-          <w:lang w:val="nl-NL"/>
-        </w:rPr>
-        <w:t>6. dashboard tekenen</w:t>
-      </w:r>
-    </w:p>
-    <w:p>
-      <w:pPr>
-        <w:rPr>
-          <w:lang w:val="nl-NL"/>
-        </w:rPr>
-      </w:pPr>
-      <w:r>
-        <w:rPr>
-          <w:lang w:val="nl-NL"/>
-        </w:rPr>
-        <w:t>7. sensorlogging via USB</w:t>
+        <w:t xml:space="preserve">4. </w:t>
+      </w:r>
+      <w:r>
+        <w:rPr>
+          <w:lang w:val="nl-NL"/>
+        </w:rPr>
+        <w:t>recorder bouwen</w:t>
+      </w:r>
+    </w:p>
+    <w:p>
+      <w:pPr>
+        <w:rPr>
+          <w:lang w:val="nl-NL"/>
+        </w:rPr>
+      </w:pPr>
+      <w:r>
+        <w:rPr>
+          <w:lang w:val="nl-NL"/>
+        </w:rPr>
+        <w:t xml:space="preserve">5. </w:t>
+      </w:r>
+      <w:proofErr w:type="spellStart"/>
+      <w:r>
+        <w:rPr>
+          <w:lang w:val="nl-NL"/>
+        </w:rPr>
+        <w:t>p</w:t>
+      </w:r>
+      <w:r>
+        <w:rPr>
+          <w:lang w:val="nl-NL"/>
+        </w:rPr>
+        <w:t>arser</w:t>
+      </w:r>
+      <w:proofErr w:type="spellEnd"/>
+      <w:r>
+        <w:rPr>
+          <w:lang w:val="nl-NL"/>
+        </w:rPr>
+        <w:t xml:space="preserve"> bouwen (uniform format data)</w:t>
+      </w:r>
+    </w:p>
+    <w:p>
+      <w:pPr>
+        <w:rPr>
+          <w:lang w:val="nl-NL"/>
+        </w:rPr>
+      </w:pPr>
+      <w:r>
+        <w:rPr>
+          <w:lang w:val="nl-NL"/>
+        </w:rPr>
+        <w:t xml:space="preserve">6. </w:t>
+      </w:r>
+      <w:r>
+        <w:rPr>
+          <w:lang w:val="nl-NL"/>
+        </w:rPr>
+        <w:t xml:space="preserve">eerste live </w:t>
+      </w:r>
+      <w:r>
+        <w:rPr>
+          <w:lang w:val="nl-NL"/>
+        </w:rPr>
+        <w:t>dashboard tekenen</w:t>
+      </w:r>
+    </w:p>
+    <w:p>
+      <w:pPr>
+        <w:rPr>
+          <w:lang w:val="nl-NL"/>
+        </w:rPr>
+      </w:pPr>
+      <w:r>
+        <w:rPr>
+          <w:lang w:val="nl-NL"/>
+        </w:rPr>
+        <w:lastRenderedPageBreak/>
+        <w:t xml:space="preserve">7. </w:t>
+      </w:r>
+      <w:r>
+        <w:rPr>
+          <w:lang w:val="nl-NL"/>
+        </w:rPr>
+        <w:t>o</w:t>
+      </w:r>
+      <w:r>
+        <w:rPr>
+          <w:lang w:val="nl-NL"/>
+        </w:rPr>
+        <w:t>pname op sensor</w:t>
+      </w:r>
+      <w:r>
+        <w:rPr>
+          <w:lang w:val="nl-NL"/>
+        </w:rPr>
+        <w:t xml:space="preserve"> via USB</w:t>
       </w:r>
     </w:p>
     <w:p>
@@ -1640,7 +1982,50 @@
         <w:rPr>
           <w:lang w:val="nl-NL"/>
         </w:rPr>
-        <w:t>10. alles verder uitbouwen vanuit main.py</w:t>
+        <w:t xml:space="preserve">10. </w:t>
+      </w:r>
+      <w:r>
+        <w:rPr>
+          <w:lang w:val="nl-NL"/>
+        </w:rPr>
+        <w:t>a</w:t>
+      </w:r>
+      <w:r>
+        <w:rPr>
+          <w:lang w:val="nl-NL"/>
+        </w:rPr>
+        <w:t>nalyse.py maken voor visualisatie bestanden achteraf</w:t>
+      </w:r>
+    </w:p>
+    <w:p>
+      <w:pPr>
+        <w:rPr>
+          <w:lang w:val="nl-NL"/>
+        </w:rPr>
+      </w:pPr>
+      <w:r>
+        <w:rPr>
+          <w:lang w:val="nl-NL"/>
+        </w:rPr>
+        <w:t>1</w:t>
+      </w:r>
+      <w:r>
+        <w:rPr>
+          <w:lang w:val="nl-NL"/>
+        </w:rPr>
+        <w:t>1</w:t>
+      </w:r>
+      <w:r>
+        <w:rPr>
+          <w:lang w:val="nl-NL"/>
+        </w:rPr>
+        <w:t xml:space="preserve">. </w:t>
+      </w:r>
+      <w:r>
+        <w:rPr>
+          <w:lang w:val="nl-NL"/>
+        </w:rPr>
+        <w:t>alles verder uitbouwen vanuit main.py</w:t>
       </w:r>
     </w:p>
     <w:p>
@@ -1654,30 +2039,1303 @@
         <w:rPr>
           <w:lang w:val="nl-NL"/>
         </w:rPr>
+        <w:t>Stap 1: project starten</w:t>
+      </w:r>
+    </w:p>
+    <w:p>
+      <w:pPr>
+        <w:rPr>
+          <w:lang w:val="nl-NL"/>
+        </w:rPr>
+      </w:pPr>
+      <w:r>
+        <w:rPr>
+          <w:lang w:val="nl-NL"/>
+        </w:rPr>
+        <w:t xml:space="preserve">Maak eerst een leeg Python-project. Benodigd: Python 3.11 of nieuwer, VS Code of een andere editor en pip. Maak een virtuele omgeving en installeer daarna de </w:t>
+      </w:r>
+      <w:proofErr w:type="spellStart"/>
+      <w:r>
+        <w:rPr>
+          <w:lang w:val="nl-NL"/>
+        </w:rPr>
+        <w:t>libraries</w:t>
+      </w:r>
+      <w:proofErr w:type="spellEnd"/>
+      <w:r>
+        <w:rPr>
+          <w:lang w:val="nl-NL"/>
+        </w:rPr>
+        <w:t>.</w:t>
+      </w:r>
+      <w:r>
+        <w:rPr>
+          <w:lang w:val="nl-NL"/>
+        </w:rPr>
+        <w:t xml:space="preserve"> Vraag je AI om hulp in dit proces.</w:t>
+      </w:r>
+    </w:p>
+    <w:p>
+      <w:pPr>
+        <w:pStyle w:val="CodeBlock"/>
+      </w:pPr>
+      <w:r>
+        <w:t xml:space="preserve">python -m </w:t>
+      </w:r>
+      <w:proofErr w:type="spellStart"/>
+      <w:proofErr w:type="gramStart"/>
+      <w:r>
+        <w:t>venv</w:t>
+      </w:r>
+      <w:proofErr w:type="spellEnd"/>
+      <w:r>
+        <w:t xml:space="preserve"> .</w:t>
+      </w:r>
+      <w:proofErr w:type="spellStart"/>
+      <w:r>
+        <w:t>venv</w:t>
+      </w:r>
+      <w:proofErr w:type="spellEnd"/>
+      <w:proofErr w:type="gramEnd"/>
+    </w:p>
+    <w:p>
+      <w:pPr>
+        <w:pStyle w:val="CodeBlock"/>
+      </w:pPr>
+      <w:proofErr w:type="gramStart"/>
+      <w:r>
+        <w:t>pip</w:t>
+      </w:r>
+      <w:proofErr w:type="gramEnd"/>
+      <w:r>
+        <w:t xml:space="preserve"> install matplotlib pandas </w:t>
+      </w:r>
+      <w:proofErr w:type="spellStart"/>
+      <w:r>
+        <w:t>scipy</w:t>
+      </w:r>
+      <w:proofErr w:type="spellEnd"/>
+      <w:r>
+        <w:t xml:space="preserve"> </w:t>
+      </w:r>
+      <w:proofErr w:type="spellStart"/>
+      <w:r>
+        <w:t>pyserial</w:t>
+      </w:r>
+      <w:proofErr w:type="spellEnd"/>
+    </w:p>
+    <w:p>
+      <w:pPr>
+        <w:pStyle w:val="PromptTitle"/>
+        <w:rPr>
+          <w:lang w:val="nl-NL"/>
+        </w:rPr>
+      </w:pPr>
+      <w:r>
+        <w:rPr>
+          <w:lang w:val="nl-NL"/>
+        </w:rPr>
+        <w:t>AI-vraag die je hierbij kunt stellen</w:t>
+      </w:r>
+    </w:p>
+    <w:p>
+      <w:pPr>
+        <w:pStyle w:val="CodeBlock"/>
+        <w:rPr>
+          <w:lang w:val="nl-NL"/>
+        </w:rPr>
+      </w:pPr>
+      <w:r>
+        <w:rPr>
+          <w:lang w:val="nl-NL"/>
+        </w:rPr>
+        <w:t>Ik bouw stap voor stap een x-IMU3 Python-app. Help mij met: Stap 1: project starten.</w:t>
+      </w:r>
+      <w:r>
+        <w:rPr>
+          <w:lang w:val="nl-NL"/>
+        </w:rPr>
+        <w:t xml:space="preserve"> </w:t>
+      </w:r>
+      <w:r>
+        <w:rPr>
+          <w:lang w:val="nl-NL"/>
+        </w:rPr>
+        <w:t>[</w:t>
+      </w:r>
+      <w:proofErr w:type="gramStart"/>
+      <w:r>
+        <w:rPr>
+          <w:lang w:val="nl-NL"/>
+        </w:rPr>
+        <w:t>voeg</w:t>
+      </w:r>
+      <w:proofErr w:type="gramEnd"/>
+      <w:r>
+        <w:rPr>
+          <w:lang w:val="nl-NL"/>
+        </w:rPr>
+        <w:t xml:space="preserve"> vraag in].</w:t>
+      </w:r>
+      <w:r>
+        <w:rPr>
+          <w:lang w:val="nl-NL"/>
+        </w:rPr>
+        <w:t xml:space="preserve"> Geef eerst een korte uitleg, daarna de kleinste werkende code, en sluit af met hoe ik kan testen of deze stap werkt.</w:t>
+      </w:r>
+    </w:p>
+    <w:p>
+      <w:pPr>
+        <w:pStyle w:val="Kop2"/>
+        <w:numPr>
+          <w:ilvl w:val="0"/>
+          <w:numId w:val="0"/>
+        </w:numPr>
+        <w:ind w:left="709"/>
+        <w:rPr>
+          <w:lang w:val="nl-NL"/>
+        </w:rPr>
+      </w:pPr>
+      <w:r>
+        <w:rPr>
+          <w:lang w:val="nl-NL"/>
+        </w:rPr>
+        <w:t>Stap 2: main.py als kapstok maken</w:t>
+      </w:r>
+    </w:p>
+    <w:p>
+      <w:pPr>
+        <w:rPr>
+          <w:lang w:val="nl-NL"/>
+        </w:rPr>
+      </w:pPr>
+      <w:r>
+        <w:rPr>
+          <w:lang w:val="nl-NL"/>
+        </w:rPr>
+        <w:t xml:space="preserve">Maak meteen een klein main.py met een menu en lege functies of </w:t>
+      </w:r>
+      <w:proofErr w:type="spellStart"/>
+      <w:r>
+        <w:rPr>
+          <w:lang w:val="nl-NL"/>
+        </w:rPr>
+        <w:t>placeholders</w:t>
+      </w:r>
+      <w:proofErr w:type="spellEnd"/>
+      <w:r>
+        <w:rPr>
+          <w:lang w:val="nl-NL"/>
+        </w:rPr>
+        <w:t xml:space="preserve">. In het begin mogen opties alleen een </w:t>
+      </w:r>
+      <w:proofErr w:type="gramStart"/>
+      <w:r>
+        <w:rPr>
+          <w:lang w:val="nl-NL"/>
+        </w:rPr>
+        <w:t>print(</w:t>
+      </w:r>
+      <w:proofErr w:type="gramEnd"/>
+      <w:r>
+        <w:rPr>
+          <w:lang w:val="nl-NL"/>
+        </w:rPr>
+        <w:t>) doen. Later vul je de echte functionaliteit stap voor stap in.</w:t>
+      </w:r>
+    </w:p>
+    <w:p>
+      <w:pPr>
+        <w:pStyle w:val="PromptTitle"/>
+        <w:rPr>
+          <w:lang w:val="nl-NL"/>
+        </w:rPr>
+      </w:pPr>
+      <w:r>
+        <w:rPr>
+          <w:lang w:val="nl-NL"/>
+        </w:rPr>
+        <w:t>AI-vraag die je hierbij kunt stellen</w:t>
+      </w:r>
+    </w:p>
+    <w:p>
+      <w:pPr>
+        <w:pStyle w:val="CodeBlock"/>
+        <w:rPr>
+          <w:lang w:val="nl-NL"/>
+        </w:rPr>
+      </w:pPr>
+      <w:r>
+        <w:rPr>
+          <w:lang w:val="nl-NL"/>
+        </w:rPr>
+        <w:t xml:space="preserve">Ik bouw stap voor stap een x-IMU3 Python-app. Help mij met: Stap 2: main.py als kapstok maken. </w:t>
+      </w:r>
+      <w:r>
+        <w:rPr>
+          <w:lang w:val="nl-NL"/>
+        </w:rPr>
+        <w:t>[</w:t>
+      </w:r>
+      <w:proofErr w:type="gramStart"/>
+      <w:r>
+        <w:rPr>
+          <w:lang w:val="nl-NL"/>
+        </w:rPr>
+        <w:t>voeg</w:t>
+      </w:r>
+      <w:proofErr w:type="gramEnd"/>
+      <w:r>
+        <w:rPr>
+          <w:lang w:val="nl-NL"/>
+        </w:rPr>
+        <w:t xml:space="preserve"> vraag in].</w:t>
+      </w:r>
+      <w:r>
+        <w:rPr>
+          <w:lang w:val="nl-NL"/>
+        </w:rPr>
+        <w:t xml:space="preserve"> </w:t>
+      </w:r>
+      <w:r>
+        <w:rPr>
+          <w:lang w:val="nl-NL"/>
+        </w:rPr>
+        <w:t>Geef eerst een korte uitleg, daarna de kleinste werkende code, en sluit af met hoe ik kan testen of deze stap werkt.</w:t>
+      </w:r>
+    </w:p>
+    <w:p>
+      <w:pPr>
+        <w:pStyle w:val="Kop2"/>
+        <w:numPr>
+          <w:ilvl w:val="0"/>
+          <w:numId w:val="0"/>
+        </w:numPr>
+        <w:ind w:left="709"/>
+        <w:rPr>
+          <w:lang w:val="nl-NL"/>
+        </w:rPr>
+      </w:pPr>
+      <w:r>
+        <w:rPr>
+          <w:lang w:val="nl-NL"/>
+        </w:rPr>
+        <w:t>Stap 3: centrale instellingen maken</w:t>
+      </w:r>
+    </w:p>
+    <w:p>
+      <w:pPr>
+        <w:pStyle w:val="CodeBlock"/>
+        <w:rPr>
+          <w:lang w:val="nl-NL"/>
+        </w:rPr>
+      </w:pPr>
+      <w:r>
+        <w:rPr>
+          <w:lang w:val="nl-NL"/>
+        </w:rPr>
+        <w:t xml:space="preserve">Maak een config.py met alle vaste waarden, zoals UDP IP, UDP-poort, USB </w:t>
+      </w:r>
+      <w:proofErr w:type="spellStart"/>
+      <w:r>
+        <w:rPr>
+          <w:lang w:val="nl-NL"/>
+        </w:rPr>
+        <w:t>baudrate</w:t>
+      </w:r>
+      <w:proofErr w:type="spellEnd"/>
+      <w:r>
+        <w:rPr>
+          <w:lang w:val="nl-NL"/>
+        </w:rPr>
+        <w:t>, standaard CSV-bestand en recordduur. Zo hoef je instellingen maar op een plek aan te passen.</w:t>
+      </w:r>
+      <w:r>
+        <w:rPr>
+          <w:lang w:val="nl-NL"/>
+        </w:rPr>
+        <w:t xml:space="preserve"> </w:t>
+      </w:r>
+      <w:r>
+        <w:rPr>
+          <w:lang w:val="nl-NL"/>
+        </w:rPr>
+        <w:t>In je terminal (tabje in VS-code) kan je nu je python main.py runnen</w:t>
+      </w:r>
+    </w:p>
+    <w:p>
+      <w:pPr>
+        <w:rPr>
+          <w:lang w:val="nl-NL"/>
+        </w:rPr>
+      </w:pPr>
+    </w:p>
+    <w:p>
+      <w:pPr>
+        <w:pStyle w:val="PromptTitle"/>
+        <w:rPr>
+          <w:lang w:val="nl-NL"/>
+        </w:rPr>
+      </w:pPr>
+      <w:r>
+        <w:rPr>
+          <w:lang w:val="nl-NL"/>
+        </w:rPr>
+        <w:t>AI-vraag die je hierbij kunt stellen</w:t>
+      </w:r>
+    </w:p>
+    <w:p>
+      <w:pPr>
+        <w:pStyle w:val="CodeBlock"/>
+        <w:rPr>
+          <w:lang w:val="nl-NL"/>
+        </w:rPr>
+      </w:pPr>
+      <w:r>
+        <w:rPr>
+          <w:lang w:val="nl-NL"/>
+        </w:rPr>
+        <w:t xml:space="preserve">Ik bouw stap voor stap een x-IMU3 Python-app. Help mij met: Stap 3: centrale instellingen maken. </w:t>
+      </w:r>
+      <w:r>
+        <w:rPr>
+          <w:lang w:val="nl-NL"/>
+        </w:rPr>
+        <w:t>[</w:t>
+      </w:r>
+      <w:proofErr w:type="gramStart"/>
+      <w:r>
+        <w:rPr>
+          <w:lang w:val="nl-NL"/>
+        </w:rPr>
+        <w:t>voeg</w:t>
+      </w:r>
+      <w:proofErr w:type="gramEnd"/>
+      <w:r>
+        <w:rPr>
+          <w:lang w:val="nl-NL"/>
+        </w:rPr>
+        <w:t xml:space="preserve"> vraag in]. </w:t>
+      </w:r>
+      <w:r>
+        <w:rPr>
+          <w:lang w:val="nl-NL"/>
+        </w:rPr>
+        <w:t>Geef eerst een korte uitleg, daarna de kleinste werkende code, en sluit af met hoe ik kan testen of deze stap werkt.</w:t>
+      </w:r>
+    </w:p>
+    <w:p>
+      <w:pPr>
+        <w:rPr>
+          <w:lang w:val="nl-NL"/>
+        </w:rPr>
+      </w:pPr>
+      <w:r>
+        <w:rPr>
+          <w:lang w:val="nl-NL"/>
+        </w:rPr>
+        <w:br w:type="page"/>
+      </w:r>
+    </w:p>
+    <w:p>
+      <w:pPr>
+        <w:pStyle w:val="Kop2"/>
+        <w:numPr>
+          <w:ilvl w:val="0"/>
+          <w:numId w:val="0"/>
+        </w:numPr>
+        <w:ind w:left="709"/>
+        <w:rPr>
+          <w:lang w:val="nl-NL"/>
+        </w:rPr>
+      </w:pPr>
+      <w:r>
+        <w:rPr>
+          <w:lang w:val="nl-NL"/>
+        </w:rPr>
         <w:lastRenderedPageBreak/>
-        <w:t>Stap 1: project starten</w:t>
-      </w:r>
-    </w:p>
-    <w:p>
-      <w:pPr>
-        <w:rPr>
-          <w:lang w:val="nl-NL"/>
-        </w:rPr>
-      </w:pPr>
-      <w:r>
-        <w:rPr>
-          <w:lang w:val="nl-NL"/>
-        </w:rPr>
-        <w:t xml:space="preserve">Maak eerst een leeg Python-project. Benodigd: Python 3.11 of nieuwer, VS Code of een andere editor en pip. Maak een virtuele omgeving en installeer daarna de </w:t>
-      </w:r>
-      <w:proofErr w:type="spellStart"/>
-      <w:r>
-        <w:rPr>
-          <w:lang w:val="nl-NL"/>
-        </w:rPr>
-        <w:t>libraries</w:t>
-      </w:r>
-      <w:proofErr w:type="spellEnd"/>
+        <w:t xml:space="preserve">Stap 4: </w:t>
+      </w:r>
+      <w:r>
+        <w:rPr>
+          <w:lang w:val="nl-NL"/>
+        </w:rPr>
+        <w:t>een recorder bouwen</w:t>
+      </w:r>
+    </w:p>
+    <w:p>
+      <w:pPr>
+        <w:rPr>
+          <w:lang w:val="nl-NL"/>
+        </w:rPr>
+      </w:pPr>
+      <w:r>
+        <w:rPr>
+          <w:lang w:val="nl-NL"/>
+        </w:rPr>
+        <w:t xml:space="preserve">Maak record.py. Deze module maakt verbinding via UDP of USB, leest </w:t>
+      </w:r>
+      <w:proofErr w:type="spellStart"/>
+      <w:r>
+        <w:rPr>
+          <w:lang w:val="nl-NL"/>
+        </w:rPr>
+        <w:t>packets</w:t>
+      </w:r>
+      <w:proofErr w:type="spellEnd"/>
+      <w:r>
+        <w:rPr>
+          <w:lang w:val="nl-NL"/>
+        </w:rPr>
+        <w:t xml:space="preserve">, schrijft een CSV-header en slaat elke geldige sample als rij op. </w:t>
+      </w:r>
+      <w:r>
+        <w:rPr>
+          <w:lang w:val="nl-NL"/>
+        </w:rPr>
+        <w:t>De verbinding maken betekent niet direct dat je het juiste format aan data hebt. Dit ga je opbouwen in stap 5.</w:t>
+      </w:r>
+      <w:r>
+        <w:rPr>
+          <w:lang w:val="nl-NL"/>
+        </w:rPr>
+        <w:t xml:space="preserve"> Als je niet weet wat UDP inhoudt, vraag dit aan AI. Maak je verbinding met de sensor via USB, vergeet niet de sensor aan je PC te koppelen.</w:t>
+      </w:r>
+    </w:p>
+    <w:p>
+      <w:pPr>
+        <w:pStyle w:val="PromptTitle"/>
+        <w:rPr>
+          <w:lang w:val="nl-NL"/>
+        </w:rPr>
+      </w:pPr>
+      <w:r>
+        <w:rPr>
+          <w:lang w:val="nl-NL"/>
+        </w:rPr>
+        <w:t>AI-vraag die je hierbij kunt stellen</w:t>
+      </w:r>
+    </w:p>
+    <w:p>
+      <w:pPr>
+        <w:pStyle w:val="CodeBlock"/>
+        <w:rPr>
+          <w:lang w:val="nl-NL"/>
+        </w:rPr>
+      </w:pPr>
+      <w:r>
+        <w:rPr>
+          <w:lang w:val="nl-NL"/>
+        </w:rPr>
+        <w:t xml:space="preserve">Ik bouw stap voor stap een x-IMU3 Python-app. Help mij met: Stap </w:t>
+      </w:r>
+      <w:r>
+        <w:rPr>
+          <w:lang w:val="nl-NL"/>
+        </w:rPr>
+        <w:t>4</w:t>
+      </w:r>
+      <w:r>
+        <w:rPr>
+          <w:lang w:val="nl-NL"/>
+        </w:rPr>
+        <w:t xml:space="preserve">: een recorder bouwen. </w:t>
+      </w:r>
+      <w:r>
+        <w:rPr>
+          <w:lang w:val="nl-NL"/>
+        </w:rPr>
+        <w:t>[</w:t>
+      </w:r>
+      <w:proofErr w:type="gramStart"/>
+      <w:r>
+        <w:rPr>
+          <w:lang w:val="nl-NL"/>
+        </w:rPr>
+        <w:t>voeg</w:t>
+      </w:r>
+      <w:proofErr w:type="gramEnd"/>
+      <w:r>
+        <w:rPr>
+          <w:lang w:val="nl-NL"/>
+        </w:rPr>
+        <w:t xml:space="preserve"> vraag in]. </w:t>
+      </w:r>
+      <w:r>
+        <w:rPr>
+          <w:lang w:val="nl-NL"/>
+        </w:rPr>
+        <w:t>Geef eerst een korte uitleg, daarna de kleinste werkende code, en sluit af met hoe ik kan testen of deze stap werkt.</w:t>
+      </w:r>
+    </w:p>
+    <w:p>
+      <w:pPr>
+        <w:pStyle w:val="CodeBlock"/>
+        <w:rPr>
+          <w:highlight w:val="yellow"/>
+          <w:lang w:val="nl-NL"/>
+        </w:rPr>
+      </w:pPr>
+    </w:p>
+    <w:p>
+      <w:pPr>
+        <w:pStyle w:val="Kop2"/>
+        <w:numPr>
+          <w:ilvl w:val="0"/>
+          <w:numId w:val="0"/>
+        </w:numPr>
+        <w:ind w:left="709"/>
+        <w:rPr>
+          <w:lang w:val="nl-NL"/>
+        </w:rPr>
+      </w:pPr>
+      <w:r>
+        <w:rPr>
+          <w:lang w:val="nl-NL"/>
+        </w:rPr>
+        <w:t xml:space="preserve">Stap </w:t>
+      </w:r>
+      <w:r>
+        <w:rPr>
+          <w:lang w:val="nl-NL"/>
+        </w:rPr>
+        <w:t>5</w:t>
+      </w:r>
+      <w:r>
+        <w:rPr>
+          <w:lang w:val="nl-NL"/>
+        </w:rPr>
+        <w:t xml:space="preserve">: </w:t>
+      </w:r>
+      <w:r>
+        <w:rPr>
+          <w:lang w:val="nl-NL"/>
+        </w:rPr>
+        <w:t>parser voor x-IMU3 packets bouwen</w:t>
+      </w:r>
+    </w:p>
+    <w:p>
+      <w:pPr>
+        <w:rPr>
+          <w:lang w:val="nl-NL"/>
+        </w:rPr>
+      </w:pPr>
+      <w:r>
+        <w:rPr>
+          <w:lang w:val="nl-NL"/>
+        </w:rPr>
+        <w:t xml:space="preserve">Maak een losse module ximu_parser.py die ruwe data </w:t>
+      </w:r>
+      <w:proofErr w:type="gramStart"/>
+      <w:r>
+        <w:rPr>
+          <w:lang w:val="nl-NL"/>
+        </w:rPr>
+        <w:t>omzet</w:t>
+      </w:r>
+      <w:proofErr w:type="gramEnd"/>
+      <w:r>
+        <w:rPr>
+          <w:lang w:val="nl-NL"/>
+        </w:rPr>
+        <w:t xml:space="preserve"> naar een vaste samplevorm, bijvoorbeeld </w:t>
+      </w:r>
+      <w:proofErr w:type="spellStart"/>
+      <w:r>
+        <w:rPr>
+          <w:lang w:val="nl-NL"/>
+        </w:rPr>
+        <w:t>sensor_time</w:t>
+      </w:r>
+      <w:proofErr w:type="spellEnd"/>
+      <w:r>
+        <w:rPr>
+          <w:lang w:val="nl-NL"/>
+        </w:rPr>
+        <w:t xml:space="preserve">, </w:t>
+      </w:r>
+      <w:proofErr w:type="spellStart"/>
+      <w:r>
+        <w:rPr>
+          <w:lang w:val="nl-NL"/>
+        </w:rPr>
+        <w:t>gx</w:t>
+      </w:r>
+      <w:proofErr w:type="spellEnd"/>
+      <w:r>
+        <w:rPr>
+          <w:lang w:val="nl-NL"/>
+        </w:rPr>
+        <w:t xml:space="preserve">, </w:t>
+      </w:r>
+      <w:proofErr w:type="spellStart"/>
+      <w:r>
+        <w:rPr>
+          <w:lang w:val="nl-NL"/>
+        </w:rPr>
+        <w:t>gy</w:t>
+      </w:r>
+      <w:proofErr w:type="spellEnd"/>
+      <w:r>
+        <w:rPr>
+          <w:lang w:val="nl-NL"/>
+        </w:rPr>
+        <w:t xml:space="preserve">, </w:t>
+      </w:r>
+      <w:proofErr w:type="spellStart"/>
+      <w:r>
+        <w:rPr>
+          <w:lang w:val="nl-NL"/>
+        </w:rPr>
+        <w:t>gz</w:t>
+      </w:r>
+      <w:proofErr w:type="spellEnd"/>
+      <w:r>
+        <w:rPr>
+          <w:lang w:val="nl-NL"/>
+        </w:rPr>
+        <w:t xml:space="preserve">, </w:t>
+      </w:r>
+      <w:proofErr w:type="spellStart"/>
+      <w:r>
+        <w:rPr>
+          <w:lang w:val="nl-NL"/>
+        </w:rPr>
+        <w:t>ax</w:t>
+      </w:r>
+      <w:proofErr w:type="spellEnd"/>
+      <w:r>
+        <w:rPr>
+          <w:lang w:val="nl-NL"/>
+        </w:rPr>
+        <w:t xml:space="preserve">, </w:t>
+      </w:r>
+      <w:proofErr w:type="spellStart"/>
+      <w:r>
+        <w:rPr>
+          <w:lang w:val="nl-NL"/>
+        </w:rPr>
+        <w:t>ay</w:t>
+      </w:r>
+      <w:proofErr w:type="spellEnd"/>
+      <w:r>
+        <w:rPr>
+          <w:lang w:val="nl-NL"/>
+        </w:rPr>
+        <w:t xml:space="preserve">, </w:t>
+      </w:r>
+      <w:proofErr w:type="spellStart"/>
+      <w:r>
+        <w:rPr>
+          <w:lang w:val="nl-NL"/>
+        </w:rPr>
+        <w:t>az</w:t>
+      </w:r>
+      <w:proofErr w:type="spellEnd"/>
+      <w:r>
+        <w:rPr>
+          <w:lang w:val="nl-NL"/>
+        </w:rPr>
+        <w:t>. Alle latere modules kunnen dan dezelfde datastructuur gebruiken.</w:t>
+      </w:r>
+      <w:r>
+        <w:rPr>
+          <w:lang w:val="nl-NL"/>
+        </w:rPr>
+        <w:t xml:space="preserve"> Deze stap is belangrijk voor het goed kunnen opslaan van de data. </w:t>
+      </w:r>
+    </w:p>
+    <w:p>
+      <w:pPr>
+        <w:pStyle w:val="PromptTitle"/>
+        <w:rPr>
+          <w:lang w:val="nl-NL"/>
+        </w:rPr>
+      </w:pPr>
+      <w:r>
+        <w:rPr>
+          <w:lang w:val="nl-NL"/>
+        </w:rPr>
+        <w:t>AI-vraag die je hierbij kunt stellen</w:t>
+      </w:r>
+    </w:p>
+    <w:p>
+      <w:pPr>
+        <w:pStyle w:val="CodeBlock"/>
+        <w:rPr>
+          <w:lang w:val="nl-NL"/>
+        </w:rPr>
+      </w:pPr>
+      <w:r>
+        <w:rPr>
+          <w:lang w:val="nl-NL"/>
+        </w:rPr>
+        <w:t xml:space="preserve">Ik bouw stap voor stap een x-IMU3 Python-app. Help mij met: Stap </w:t>
+      </w:r>
+      <w:r>
+        <w:rPr>
+          <w:lang w:val="nl-NL"/>
+        </w:rPr>
+        <w:t>5</w:t>
+      </w:r>
+      <w:r>
+        <w:rPr>
+          <w:lang w:val="nl-NL"/>
+        </w:rPr>
+        <w:t xml:space="preserve">: </w:t>
+      </w:r>
+      <w:proofErr w:type="spellStart"/>
+      <w:r>
+        <w:rPr>
+          <w:lang w:val="nl-NL"/>
+        </w:rPr>
+        <w:t>parser</w:t>
+      </w:r>
+      <w:proofErr w:type="spellEnd"/>
+      <w:r>
+        <w:rPr>
+          <w:lang w:val="nl-NL"/>
+        </w:rPr>
+        <w:t xml:space="preserve"> voor x-IMU3 </w:t>
+      </w:r>
+      <w:proofErr w:type="spellStart"/>
+      <w:r>
+        <w:rPr>
+          <w:lang w:val="nl-NL"/>
+        </w:rPr>
+        <w:t>packets</w:t>
+      </w:r>
+      <w:proofErr w:type="spellEnd"/>
+      <w:r>
+        <w:rPr>
+          <w:lang w:val="nl-NL"/>
+        </w:rPr>
+        <w:t xml:space="preserve"> bouwen. </w:t>
+      </w:r>
+      <w:r>
+        <w:rPr>
+          <w:lang w:val="nl-NL"/>
+        </w:rPr>
+        <w:t>[</w:t>
+      </w:r>
+      <w:proofErr w:type="gramStart"/>
+      <w:r>
+        <w:rPr>
+          <w:lang w:val="nl-NL"/>
+        </w:rPr>
+        <w:t>voeg</w:t>
+      </w:r>
+      <w:proofErr w:type="gramEnd"/>
+      <w:r>
+        <w:rPr>
+          <w:lang w:val="nl-NL"/>
+        </w:rPr>
+        <w:t xml:space="preserve"> vraag in]. </w:t>
+      </w:r>
+      <w:r>
+        <w:rPr>
+          <w:lang w:val="nl-NL"/>
+        </w:rPr>
+        <w:t xml:space="preserve">Wat is het verschil met stap 4? </w:t>
+      </w:r>
+      <w:r>
+        <w:rPr>
+          <w:lang w:val="nl-NL"/>
+        </w:rPr>
+        <w:t>Geef eerst een korte uitleg, daarna de kleinste werkende code, en sluit af met hoe ik kan testen of deze stap werkt.</w:t>
+      </w:r>
+    </w:p>
+    <w:p>
+      <w:pPr>
+        <w:pStyle w:val="Kop2"/>
+        <w:numPr>
+          <w:ilvl w:val="0"/>
+          <w:numId w:val="0"/>
+        </w:numPr>
+        <w:ind w:left="709"/>
+        <w:rPr>
+          <w:lang w:val="nl-NL"/>
+        </w:rPr>
+      </w:pPr>
+      <w:r>
+        <w:rPr>
+          <w:lang w:val="nl-NL"/>
+        </w:rPr>
+        <w:t xml:space="preserve">Stap 6: een eerste </w:t>
+      </w:r>
+      <w:r>
+        <w:rPr>
+          <w:lang w:val="nl-NL"/>
+        </w:rPr>
+        <w:t xml:space="preserve">live </w:t>
+      </w:r>
+      <w:r>
+        <w:rPr>
+          <w:lang w:val="nl-NL"/>
+        </w:rPr>
+        <w:t>dashboard tekenen</w:t>
+      </w:r>
+    </w:p>
+    <w:p>
+      <w:pPr>
+        <w:rPr>
+          <w:lang w:val="nl-NL"/>
+        </w:rPr>
+      </w:pPr>
+      <w:r>
+        <w:rPr>
+          <w:lang w:val="nl-NL"/>
+        </w:rPr>
+        <w:t xml:space="preserve">Maak dashboard.py. Begin klein: plot alleen acceleratie. Daarna voeg je </w:t>
+      </w:r>
+      <w:proofErr w:type="spellStart"/>
+      <w:r>
+        <w:rPr>
+          <w:lang w:val="nl-NL"/>
+        </w:rPr>
+        <w:t>gyro</w:t>
+      </w:r>
+      <w:proofErr w:type="spellEnd"/>
+      <w:r>
+        <w:rPr>
+          <w:lang w:val="nl-NL"/>
+        </w:rPr>
+        <w:t>, live updates, labels en legenda toe. Houd het dashboard los van het transport.</w:t>
+      </w:r>
+    </w:p>
+    <w:p>
+      <w:pPr>
+        <w:pStyle w:val="PromptTitle"/>
+        <w:rPr>
+          <w:lang w:val="nl-NL"/>
+        </w:rPr>
+      </w:pPr>
+      <w:r>
+        <w:rPr>
+          <w:lang w:val="nl-NL"/>
+        </w:rPr>
+        <w:t>AI-vraag die je hierbij kunt stellen</w:t>
+      </w:r>
+    </w:p>
+    <w:p>
+      <w:pPr>
+        <w:pStyle w:val="CodeBlock"/>
+        <w:rPr>
+          <w:lang w:val="nl-NL"/>
+        </w:rPr>
+      </w:pPr>
+      <w:r>
+        <w:rPr>
+          <w:lang w:val="nl-NL"/>
+        </w:rPr>
+        <w:t xml:space="preserve">Ik bouw stap voor stap een x-IMU3 Python-app. Help mij met: Stap 6: een eerste dashboard tekenen. </w:t>
+      </w:r>
+      <w:r>
+        <w:rPr>
+          <w:lang w:val="nl-NL"/>
+        </w:rPr>
+        <w:t>[</w:t>
+      </w:r>
+      <w:proofErr w:type="gramStart"/>
+      <w:r>
+        <w:rPr>
+          <w:lang w:val="nl-NL"/>
+        </w:rPr>
+        <w:t>voeg</w:t>
+      </w:r>
+      <w:proofErr w:type="gramEnd"/>
+      <w:r>
+        <w:rPr>
+          <w:lang w:val="nl-NL"/>
+        </w:rPr>
+        <w:t xml:space="preserve"> vraag in]. </w:t>
+      </w:r>
+      <w:r>
+        <w:rPr>
+          <w:lang w:val="nl-NL"/>
+        </w:rPr>
+        <w:t>Geef eerst een korte uitleg, daarna de kleinste werkende code, en sluit af met hoe ik kan testen of deze stap werkt.</w:t>
+      </w:r>
+    </w:p>
+    <w:p>
+      <w:pPr>
+        <w:pStyle w:val="Kop2"/>
+        <w:numPr>
+          <w:ilvl w:val="0"/>
+          <w:numId w:val="0"/>
+        </w:numPr>
+        <w:ind w:left="709"/>
+        <w:rPr>
+          <w:lang w:val="nl-NL"/>
+        </w:rPr>
+      </w:pPr>
+      <w:r>
+        <w:rPr>
+          <w:lang w:val="nl-NL"/>
+        </w:rPr>
+        <w:t>Stap 7: USB-opname op de sensor</w:t>
+      </w:r>
+      <w:r>
+        <w:rPr>
+          <w:lang w:val="nl-NL"/>
+        </w:rPr>
+        <w:t xml:space="preserve"> (Optioneel)</w:t>
+      </w:r>
+    </w:p>
+    <w:p>
+      <w:pPr>
+        <w:rPr>
+          <w:lang w:val="nl-NL"/>
+        </w:rPr>
+      </w:pPr>
+      <w:r>
+        <w:rPr>
+          <w:lang w:val="nl-NL"/>
+        </w:rPr>
+        <w:t>De volgende twee stappen zijn optioneel. Doe deze stappen alleen als je de sensor buiten bereik van je PC wil kunnen gebruiken.</w:t>
+      </w:r>
+      <w:r>
+        <w:rPr>
+          <w:lang w:val="nl-NL"/>
+        </w:rPr>
+        <w:t xml:space="preserve"> </w:t>
+      </w:r>
+      <w:r>
+        <w:rPr>
+          <w:lang w:val="nl-NL"/>
+        </w:rPr>
+        <w:t xml:space="preserve">Maak sensor_logger.py </w:t>
+      </w:r>
+      <w:r>
+        <w:rPr>
+          <w:lang w:val="nl-NL"/>
+        </w:rPr>
+        <w:t>om een opname te kunnen</w:t>
+      </w:r>
+      <w:r>
+        <w:rPr>
+          <w:lang w:val="nl-NL"/>
+        </w:rPr>
+        <w:t xml:space="preserve"> starten en stoppen op </w:t>
+      </w:r>
+      <w:r>
+        <w:rPr>
+          <w:lang w:val="nl-NL"/>
+        </w:rPr>
+        <w:t xml:space="preserve">het geheugen van </w:t>
+      </w:r>
+      <w:r>
+        <w:rPr>
+          <w:lang w:val="nl-NL"/>
+        </w:rPr>
+        <w:t xml:space="preserve">de </w:t>
+      </w:r>
+      <w:r>
+        <w:rPr>
+          <w:lang w:val="nl-NL"/>
+        </w:rPr>
+        <w:t xml:space="preserve">x-IMU3, </w:t>
+      </w:r>
+      <w:r>
+        <w:rPr>
+          <w:lang w:val="nl-NL"/>
+        </w:rPr>
+        <w:t>de</w:t>
+      </w:r>
+      <w:r>
+        <w:rPr>
+          <w:lang w:val="nl-NL"/>
+        </w:rPr>
+        <w:t xml:space="preserve"> </w:t>
+      </w:r>
+      <w:proofErr w:type="gramStart"/>
+      <w:r>
+        <w:rPr>
+          <w:lang w:val="nl-NL"/>
+        </w:rPr>
+        <w:t>nieuwste .ximu</w:t>
+      </w:r>
+      <w:proofErr w:type="gramEnd"/>
+      <w:r>
+        <w:rPr>
+          <w:lang w:val="nl-NL"/>
+        </w:rPr>
+        <w:t xml:space="preserve">3-file </w:t>
+      </w:r>
+      <w:r>
+        <w:rPr>
+          <w:lang w:val="nl-NL"/>
+        </w:rPr>
+        <w:t xml:space="preserve">te herkennen </w:t>
+      </w:r>
+      <w:r>
+        <w:rPr>
+          <w:lang w:val="nl-NL"/>
+        </w:rPr>
+        <w:t xml:space="preserve">en </w:t>
+      </w:r>
+      <w:r>
+        <w:rPr>
+          <w:lang w:val="nl-NL"/>
+        </w:rPr>
+        <w:t>te</w:t>
+      </w:r>
+      <w:r>
+        <w:rPr>
+          <w:lang w:val="nl-NL"/>
+        </w:rPr>
+        <w:t xml:space="preserve"> </w:t>
+      </w:r>
+      <w:r>
+        <w:rPr>
+          <w:lang w:val="nl-NL"/>
+        </w:rPr>
+        <w:t>kopiëren naar de werkmap.</w:t>
+      </w:r>
+      <w:r>
+        <w:rPr>
+          <w:lang w:val="nl-NL"/>
+        </w:rPr>
+        <w:t xml:space="preserve"> </w:t>
+      </w:r>
+    </w:p>
+    <w:p>
+      <w:pPr>
+        <w:pStyle w:val="PromptTitle"/>
+        <w:rPr>
+          <w:lang w:val="nl-NL"/>
+        </w:rPr>
+      </w:pPr>
+      <w:r>
+        <w:rPr>
+          <w:lang w:val="nl-NL"/>
+        </w:rPr>
+        <w:t>AI-vraag die je hierbij kunt stellen</w:t>
+      </w:r>
+    </w:p>
+    <w:p>
+      <w:pPr>
+        <w:pStyle w:val="CodeBlock"/>
+        <w:rPr>
+          <w:lang w:val="nl-NL"/>
+        </w:rPr>
+      </w:pPr>
+      <w:r>
+        <w:rPr>
+          <w:lang w:val="nl-NL"/>
+        </w:rPr>
+        <w:t xml:space="preserve">Ik bouw stap voor stap een x-IMU3 Python-app. Help mij met: Stap 7: USB-opname op de sensor. </w:t>
+      </w:r>
+      <w:r>
+        <w:rPr>
+          <w:lang w:val="nl-NL"/>
+        </w:rPr>
+        <w:t>[</w:t>
+      </w:r>
+      <w:proofErr w:type="gramStart"/>
+      <w:r>
+        <w:rPr>
+          <w:lang w:val="nl-NL"/>
+        </w:rPr>
+        <w:t>voeg</w:t>
+      </w:r>
+      <w:proofErr w:type="gramEnd"/>
+      <w:r>
+        <w:rPr>
+          <w:lang w:val="nl-NL"/>
+        </w:rPr>
+        <w:t xml:space="preserve"> vraag in]. </w:t>
+      </w:r>
+      <w:r>
+        <w:rPr>
+          <w:lang w:val="nl-NL"/>
+        </w:rPr>
+        <w:t>Geef eerst een korte uitleg, daarna de kleinste werkende code, en sluit af met hoe ik kan testen of deze stap werkt.</w:t>
+      </w:r>
+    </w:p>
+    <w:p>
+      <w:pPr>
+        <w:pStyle w:val="Kop2"/>
+        <w:numPr>
+          <w:ilvl w:val="0"/>
+          <w:numId w:val="0"/>
+        </w:numPr>
+        <w:ind w:left="709"/>
+        <w:rPr>
+          <w:lang w:val="nl-NL"/>
+        </w:rPr>
+      </w:pPr>
+      <w:r>
+        <w:rPr>
+          <w:lang w:val="nl-NL"/>
+        </w:rPr>
+        <w:lastRenderedPageBreak/>
+        <w:t>Stap 8: replay vanuit bestand</w:t>
+      </w:r>
+      <w:r>
+        <w:rPr>
+          <w:lang w:val="nl-NL"/>
+        </w:rPr>
+        <w:t xml:space="preserve"> (Optioneel)</w:t>
+      </w:r>
+    </w:p>
+    <w:p>
+      <w:pPr>
+        <w:rPr>
+          <w:lang w:val="nl-NL"/>
+        </w:rPr>
+      </w:pPr>
+      <w:r>
+        <w:rPr>
+          <w:lang w:val="nl-NL"/>
+        </w:rPr>
+        <w:t xml:space="preserve">Je gaat in deze stap de data die opgeslagen is op de sensor na het downloaden visualiseren op de PC. </w:t>
+      </w:r>
+      <w:r>
+        <w:rPr>
+          <w:lang w:val="nl-NL"/>
+        </w:rPr>
+        <w:t xml:space="preserve">Gebruik dezelfde data-pipeline opnieuw voor bestanden. Laat CSV- </w:t>
+      </w:r>
+      <w:proofErr w:type="gramStart"/>
+      <w:r>
+        <w:rPr>
+          <w:lang w:val="nl-NL"/>
+        </w:rPr>
+        <w:t>of .ximu</w:t>
+      </w:r>
+      <w:proofErr w:type="gramEnd"/>
+      <w:r>
+        <w:rPr>
+          <w:lang w:val="nl-NL"/>
+        </w:rPr>
+        <w:t>3-bestanden dezelfde samplestructuur gebruiken als live data.</w:t>
+      </w:r>
+    </w:p>
+    <w:p>
+      <w:pPr>
+        <w:pStyle w:val="PromptTitle"/>
+        <w:rPr>
+          <w:lang w:val="nl-NL"/>
+        </w:rPr>
+      </w:pPr>
+      <w:r>
+        <w:rPr>
+          <w:lang w:val="nl-NL"/>
+        </w:rPr>
+        <w:t>AI-vraag die je hierbij kunt stellen</w:t>
+      </w:r>
+    </w:p>
+    <w:p>
+      <w:pPr>
+        <w:pStyle w:val="CodeBlock"/>
+        <w:rPr>
+          <w:lang w:val="nl-NL"/>
+        </w:rPr>
+      </w:pPr>
+      <w:r>
+        <w:rPr>
+          <w:lang w:val="nl-NL"/>
+        </w:rPr>
+        <w:t xml:space="preserve">Ik bouw stap voor stap een x-IMU3 Python-app. Help mij met: Stap 8: replay vanuit bestand. </w:t>
+      </w:r>
+      <w:r>
+        <w:rPr>
+          <w:lang w:val="nl-NL"/>
+        </w:rPr>
+        <w:t>[</w:t>
+      </w:r>
+      <w:proofErr w:type="gramStart"/>
+      <w:r>
+        <w:rPr>
+          <w:lang w:val="nl-NL"/>
+        </w:rPr>
+        <w:t>voeg</w:t>
+      </w:r>
+      <w:proofErr w:type="gramEnd"/>
+      <w:r>
+        <w:rPr>
+          <w:lang w:val="nl-NL"/>
+        </w:rPr>
+        <w:t xml:space="preserve"> vraag in].</w:t>
+      </w:r>
+      <w:r>
+        <w:rPr>
+          <w:lang w:val="nl-NL"/>
+        </w:rPr>
+        <w:t xml:space="preserve"> </w:t>
+      </w:r>
+      <w:r>
+        <w:rPr>
+          <w:lang w:val="nl-NL"/>
+        </w:rPr>
+        <w:t>Geef eerst een korte uitleg, daarna de kleinste werkende code, en sluit af met hoe ik kan testen of deze stap werkt.</w:t>
+      </w:r>
+    </w:p>
+    <w:p>
+      <w:pPr>
+        <w:pStyle w:val="Kop2"/>
+        <w:numPr>
+          <w:ilvl w:val="0"/>
+          <w:numId w:val="0"/>
+        </w:numPr>
+        <w:ind w:left="709"/>
+        <w:rPr>
+          <w:lang w:val="nl-NL"/>
+        </w:rPr>
+      </w:pPr>
+      <w:r>
+        <w:rPr>
+          <w:lang w:val="nl-NL"/>
+        </w:rPr>
+        <w:t>Stap 9: sprongdetectie of andere parameterdetectie maken</w:t>
+      </w:r>
+    </w:p>
+    <w:p>
+      <w:pPr>
+        <w:spacing w:after="0" w:line="280" w:lineRule="atLeast"/>
+        <w:rPr>
+          <w:lang w:val="nl-NL"/>
+        </w:rPr>
+      </w:pPr>
+      <w:r>
+        <w:rPr>
+          <w:lang w:val="nl-NL"/>
+        </w:rPr>
+        <w:t xml:space="preserve">Maak jump_detection.py of geef de module een bredere naam zoals event_detection.py. </w:t>
+      </w:r>
+      <w:r>
+        <w:rPr>
+          <w:lang w:val="nl-NL"/>
+        </w:rPr>
+        <w:t>B</w:t>
+      </w:r>
+      <w:r>
+        <w:rPr>
+          <w:lang w:val="nl-NL"/>
+        </w:rPr>
+        <w:t xml:space="preserve">egin met makkelijk te detecteren parameters zoals bijvoorbeeld piekdetectie in het signaal en bouw daarna uit naar voor jouw </w:t>
+      </w:r>
+      <w:proofErr w:type="spellStart"/>
+      <w:r>
+        <w:rPr>
+          <w:lang w:val="nl-NL"/>
+        </w:rPr>
+        <w:t>usecase</w:t>
+      </w:r>
+      <w:proofErr w:type="spellEnd"/>
+      <w:r>
+        <w:rPr>
+          <w:lang w:val="nl-NL"/>
+        </w:rPr>
+        <w:t xml:space="preserve"> waardevolle parameters</w:t>
+      </w:r>
+      <w:r>
+        <w:rPr>
+          <w:lang w:val="nl-NL"/>
+        </w:rPr>
+        <w:t xml:space="preserve"> (zie tabel 2.6)</w:t>
+      </w:r>
       <w:r>
         <w:rPr>
           <w:lang w:val="nl-NL"/>
@@ -1688,57 +3346,274 @@
         <w:rPr>
           <w:lang w:val="nl-NL"/>
         </w:rPr>
-        <w:t xml:space="preserve"> Vraag je AI om hulp in dit proces.</w:t>
+        <w:t xml:space="preserve"> Voor sprongen kun je </w:t>
+      </w:r>
+      <w:proofErr w:type="spellStart"/>
+      <w:r>
+        <w:rPr>
+          <w:lang w:val="nl-NL"/>
+        </w:rPr>
+        <w:t>states</w:t>
+      </w:r>
+      <w:proofErr w:type="spellEnd"/>
+      <w:r>
+        <w:rPr>
+          <w:lang w:val="nl-NL"/>
+        </w:rPr>
+        <w:t xml:space="preserve"> gebruiken zoals </w:t>
+      </w:r>
+      <w:proofErr w:type="spellStart"/>
+      <w:r>
+        <w:rPr>
+          <w:lang w:val="nl-NL"/>
+        </w:rPr>
+        <w:t>idle</w:t>
+      </w:r>
+      <w:proofErr w:type="spellEnd"/>
+      <w:r>
+        <w:rPr>
+          <w:lang w:val="nl-NL"/>
+        </w:rPr>
+        <w:t xml:space="preserve">, </w:t>
+      </w:r>
+      <w:proofErr w:type="spellStart"/>
+      <w:r>
+        <w:rPr>
+          <w:lang w:val="nl-NL"/>
+        </w:rPr>
+        <w:t>prejump</w:t>
+      </w:r>
+      <w:proofErr w:type="spellEnd"/>
+      <w:r>
+        <w:rPr>
+          <w:lang w:val="nl-NL"/>
+        </w:rPr>
+        <w:t xml:space="preserve">, flight en </w:t>
+      </w:r>
+      <w:proofErr w:type="spellStart"/>
+      <w:r>
+        <w:rPr>
+          <w:lang w:val="nl-NL"/>
+        </w:rPr>
+        <w:t>cooldown</w:t>
+      </w:r>
+      <w:proofErr w:type="spellEnd"/>
+      <w:r>
+        <w:rPr>
+          <w:lang w:val="nl-NL"/>
+        </w:rPr>
+        <w:t xml:space="preserve">. Voor rennen, fietsen of kniehoeken kies je andere </w:t>
+      </w:r>
+      <w:proofErr w:type="spellStart"/>
+      <w:r>
+        <w:rPr>
+          <w:lang w:val="nl-NL"/>
+        </w:rPr>
+        <w:t>states</w:t>
+      </w:r>
+      <w:proofErr w:type="spellEnd"/>
+      <w:r>
+        <w:rPr>
+          <w:lang w:val="nl-NL"/>
+        </w:rPr>
+        <w:t xml:space="preserve"> of berekeningen.</w:t>
+      </w:r>
+    </w:p>
+    <w:p>
+      <w:pPr>
+        <w:pStyle w:val="PromptTitle"/>
+        <w:rPr>
+          <w:lang w:val="nl-NL"/>
+        </w:rPr>
+      </w:pPr>
+      <w:r>
+        <w:rPr>
+          <w:lang w:val="nl-NL"/>
+        </w:rPr>
+        <w:t>AI-vraag die je hierbij kunt stellen</w:t>
       </w:r>
     </w:p>
     <w:p>
       <w:pPr>
         <w:pStyle w:val="CodeBlock"/>
-      </w:pPr>
-      <w:r>
-        <w:t xml:space="preserve">python -m </w:t>
-      </w:r>
-      <w:proofErr w:type="spellStart"/>
+        <w:rPr>
+          <w:lang w:val="nl-NL"/>
+        </w:rPr>
+      </w:pPr>
+      <w:r>
+        <w:rPr>
+          <w:lang w:val="nl-NL"/>
+        </w:rPr>
+        <w:t xml:space="preserve">Ik bouw stap voor stap een x-IMU3 Python-app. Help mij met: Stap 9: sprongdetectie of andere parameterdetectie maken. </w:t>
+      </w:r>
+      <w:r>
+        <w:rPr>
+          <w:lang w:val="nl-NL"/>
+        </w:rPr>
+        <w:t>[</w:t>
+      </w:r>
       <w:proofErr w:type="gramStart"/>
       <w:r>
-        <w:t>venv</w:t>
-      </w:r>
-      <w:proofErr w:type="spellEnd"/>
-      <w:r>
-        <w:t xml:space="preserve"> .</w:t>
-      </w:r>
-      <w:proofErr w:type="spellStart"/>
-      <w:r>
-        <w:t>venv</w:t>
-      </w:r>
-      <w:proofErr w:type="spellEnd"/>
+        <w:rPr>
+          <w:lang w:val="nl-NL"/>
+        </w:rPr>
+        <w:t>voeg</w:t>
+      </w:r>
       <w:proofErr w:type="gramEnd"/>
+      <w:r>
+        <w:rPr>
+          <w:lang w:val="nl-NL"/>
+        </w:rPr>
+        <w:t xml:space="preserve"> vraag in].</w:t>
+      </w:r>
+      <w:r>
+        <w:rPr>
+          <w:lang w:val="nl-NL"/>
+        </w:rPr>
+        <w:t xml:space="preserve"> </w:t>
+      </w:r>
+      <w:r>
+        <w:rPr>
+          <w:lang w:val="nl-NL"/>
+        </w:rPr>
+        <w:t>Geef eerst een korte uitleg, daarna de kleinste werkende code, en sluit af met hoe ik kan testen of deze stap werkt.</w:t>
+      </w:r>
+    </w:p>
+    <w:p>
+      <w:pPr>
+        <w:pStyle w:val="Kop2"/>
+        <w:numPr>
+          <w:ilvl w:val="0"/>
+          <w:numId w:val="0"/>
+        </w:numPr>
+        <w:ind w:left="709"/>
+        <w:rPr>
+          <w:lang w:val="nl-NL"/>
+        </w:rPr>
+      </w:pPr>
+      <w:r>
+        <w:rPr>
+          <w:lang w:val="nl-NL"/>
+        </w:rPr>
+        <w:t>Stap 10: analyse voor bestanden</w:t>
+      </w:r>
+      <w:r>
+        <w:rPr>
+          <w:lang w:val="nl-NL"/>
+        </w:rPr>
+        <w:t xml:space="preserve"> (optioneel)</w:t>
+      </w:r>
+    </w:p>
+    <w:p>
+      <w:pPr>
+        <w:rPr>
+          <w:lang w:val="nl-NL"/>
+        </w:rPr>
+      </w:pPr>
+      <w:r>
+        <w:rPr>
+          <w:lang w:val="nl-NL"/>
+        </w:rPr>
+        <w:t>Om achteraf bestanden te kunnen bekijken maak je</w:t>
+      </w:r>
+      <w:r>
+        <w:rPr>
+          <w:lang w:val="nl-NL"/>
+        </w:rPr>
+        <w:t xml:space="preserve"> analysis.py. </w:t>
+      </w:r>
+      <w:r>
+        <w:rPr>
+          <w:lang w:val="nl-NL"/>
+        </w:rPr>
+        <w:t>Verwerk CSV-bestanden achteraf, maak grafieken, tel events en sla resultaten op als PNG. Gebruik dezelfde detector als in het dashboard.</w:t>
+      </w:r>
+    </w:p>
+    <w:p>
+      <w:pPr>
+        <w:pStyle w:val="PromptTitle"/>
+        <w:rPr>
+          <w:lang w:val="nl-NL"/>
+        </w:rPr>
+      </w:pPr>
+      <w:r>
+        <w:rPr>
+          <w:lang w:val="nl-NL"/>
+        </w:rPr>
+        <w:t>AI-vraag die je hierbij kunt stellen</w:t>
+      </w:r>
     </w:p>
     <w:p>
       <w:pPr>
         <w:pStyle w:val="CodeBlock"/>
-      </w:pPr>
-      <w:proofErr w:type="gramStart"/>
-      <w:r>
-        <w:t>pip</w:t>
-      </w:r>
-      <w:proofErr w:type="gramEnd"/>
-      <w:r>
-        <w:t xml:space="preserve"> install matplotlib pandas </w:t>
-      </w:r>
-      <w:proofErr w:type="spellStart"/>
-      <w:r>
-        <w:t>scipy</w:t>
-      </w:r>
-      <w:proofErr w:type="spellEnd"/>
-      <w:r>
-        <w:t xml:space="preserve"> </w:t>
-      </w:r>
-      <w:proofErr w:type="spellStart"/>
-      <w:r>
-        <w:t>pyserial</w:t>
-      </w:r>
-      <w:proofErr w:type="spellEnd"/>
+        <w:rPr>
+          <w:lang w:val="nl-NL"/>
+        </w:rPr>
+      </w:pPr>
+      <w:r>
+        <w:rPr>
+          <w:lang w:val="nl-NL"/>
+        </w:rPr>
+        <w:t xml:space="preserve">Ik bouw stap voor stap een x-IMU3 Python-app. Help mij met: Stap 10: analyse voor bestanden. Geef eerst een korte uitleg, </w:t>
+      </w:r>
+      <w:r>
+        <w:rPr>
+          <w:lang w:val="nl-NL"/>
+        </w:rPr>
+        <w:t xml:space="preserve">wat is het verschil met dashboard.py, geef </w:t>
+      </w:r>
+      <w:r>
+        <w:rPr>
+          <w:lang w:val="nl-NL"/>
+        </w:rPr>
+        <w:t>daarna de kleinste werkende code, en sluit af met hoe ik kan testen of deze stap werkt.</w:t>
+      </w:r>
+    </w:p>
+    <w:p>
+      <w:pPr>
+        <w:pStyle w:val="Kop2"/>
+        <w:numPr>
+          <w:ilvl w:val="0"/>
+          <w:numId w:val="0"/>
+        </w:numPr>
+        <w:ind w:left="709"/>
+        <w:rPr>
+          <w:lang w:val="nl-NL"/>
+        </w:rPr>
+      </w:pPr>
+      <w:r>
+        <w:rPr>
+          <w:lang w:val="nl-NL"/>
+        </w:rPr>
+        <w:t>Stap 11: alles verder uitbouwen vanuit main.py</w:t>
+      </w:r>
+    </w:p>
+    <w:p>
+      <w:pPr>
+        <w:rPr>
+          <w:lang w:val="nl-NL"/>
+        </w:rPr>
+      </w:pPr>
+      <w:r>
+        <w:rPr>
+          <w:lang w:val="nl-NL"/>
+        </w:rPr>
+        <w:t xml:space="preserve">Breid het startpunt steeds verder uit met keuzes voor live dashboard, opnemen en analyseren, sensor </w:t>
+      </w:r>
+      <w:proofErr w:type="spellStart"/>
+      <w:r>
+        <w:rPr>
+          <w:lang w:val="nl-NL"/>
+        </w:rPr>
+        <w:t>logging</w:t>
+      </w:r>
+      <w:proofErr w:type="spellEnd"/>
+      <w:r>
+        <w:rPr>
+          <w:lang w:val="nl-NL"/>
+        </w:rPr>
+        <w:t xml:space="preserve"> starten en stoppen, en replay dashboard op bestand.</w:t>
+      </w:r>
     </w:p>
     <w:p>
       <w:pPr>
@@ -1765,19 +3640,13 @@
         <w:rPr>
           <w:lang w:val="nl-NL"/>
         </w:rPr>
-        <w:t>Ik bouw stap voor stap een x-IMU3 Python-app. Help mij met: Stap 1: project starten.</w:t>
-      </w:r>
-      <w:r>
-        <w:rPr>
-          <w:lang w:val="nl-NL"/>
-        </w:rPr>
-        <w:t xml:space="preserve"> [Maak eerst een…]</w:t>
-      </w:r>
-      <w:r>
-        <w:rPr>
-          <w:lang w:val="nl-NL"/>
-        </w:rPr>
-        <w:t xml:space="preserve"> Geef eerst een korte uitleg, daarna de kleinste werkende code, en sluit af met hoe ik kan testen of deze stap werkt.</w:t>
+        <w:t xml:space="preserve">Ik bouw stap voor stap een x-IMU3 Python-app. Help mij met: Stap 11: alles verder uitbouwen vanuit main.py. </w:t>
+      </w:r>
+      <w:r>
+        <w:rPr>
+          <w:lang w:val="nl-NL"/>
+        </w:rPr>
+        <w:t>Waar ligt ruimte voor verbetering. Hoe kan ik de vervolgstappen zetten die ervoor nodig zijn de app goed te laten functioneren?</w:t>
       </w:r>
     </w:p>
     <w:p>
@@ -1791,925 +3660,7 @@
         <w:rPr>
           <w:lang w:val="nl-NL"/>
         </w:rPr>
-        <w:t>Stap 2: main.py als kapstok maken</w:t>
-      </w:r>
-    </w:p>
-    <w:p>
-      <w:pPr>
-        <w:rPr>
-          <w:lang w:val="nl-NL"/>
-        </w:rPr>
-      </w:pPr>
-      <w:r>
-        <w:rPr>
-          <w:lang w:val="nl-NL"/>
-        </w:rPr>
-        <w:t xml:space="preserve">Maak meteen een klein main.py met een menu en lege functies of </w:t>
-      </w:r>
-      <w:proofErr w:type="spellStart"/>
-      <w:r>
-        <w:rPr>
-          <w:lang w:val="nl-NL"/>
-        </w:rPr>
-        <w:t>placeholders</w:t>
-      </w:r>
-      <w:proofErr w:type="spellEnd"/>
-      <w:r>
-        <w:rPr>
-          <w:lang w:val="nl-NL"/>
-        </w:rPr>
-        <w:t xml:space="preserve">. In het begin mogen opties alleen een </w:t>
-      </w:r>
-      <w:proofErr w:type="gramStart"/>
-      <w:r>
-        <w:rPr>
-          <w:lang w:val="nl-NL"/>
-        </w:rPr>
-        <w:t>print(</w:t>
-      </w:r>
-      <w:proofErr w:type="gramEnd"/>
-      <w:r>
-        <w:rPr>
-          <w:lang w:val="nl-NL"/>
-        </w:rPr>
-        <w:t>) doen. Later vul je de echte functionaliteit stap voor stap in.</w:t>
-      </w:r>
-    </w:p>
-    <w:p>
-      <w:pPr>
-        <w:pStyle w:val="PromptTitle"/>
-        <w:rPr>
-          <w:lang w:val="nl-NL"/>
-        </w:rPr>
-      </w:pPr>
-      <w:r>
-        <w:rPr>
-          <w:lang w:val="nl-NL"/>
-        </w:rPr>
-        <w:t>AI-vraag die je hierbij kunt stellen</w:t>
-      </w:r>
-    </w:p>
-    <w:p>
-      <w:pPr>
-        <w:pStyle w:val="CodeBlock"/>
-        <w:rPr>
-          <w:lang w:val="nl-NL"/>
-        </w:rPr>
-      </w:pPr>
-      <w:r>
-        <w:rPr>
-          <w:lang w:val="nl-NL"/>
-        </w:rPr>
-        <w:t>Ik bouw stap voor stap een x-IMU3 Python-app. Help mij met: Stap 2: main.py als kapstok maken. Geef eerst een korte uitleg, daarna de kleinste werkende code, en sluit af met hoe ik kan testen of deze stap werkt.</w:t>
-      </w:r>
-    </w:p>
-    <w:p>
-      <w:pPr>
-        <w:pStyle w:val="Kop2"/>
-        <w:rPr>
-          <w:lang w:val="nl-NL"/>
-        </w:rPr>
-      </w:pPr>
-      <w:r>
-        <w:rPr>
-          <w:lang w:val="nl-NL"/>
-        </w:rPr>
-        <w:t>Stap 3: centrale instellingen maken</w:t>
-      </w:r>
-    </w:p>
-    <w:p>
-      <w:pPr>
-        <w:rPr>
-          <w:lang w:val="nl-NL"/>
-        </w:rPr>
-      </w:pPr>
-      <w:r>
-        <w:rPr>
-          <w:lang w:val="nl-NL"/>
-        </w:rPr>
-        <w:t xml:space="preserve">Maak een config.py met alle vaste waarden, zoals UDP IP, UDP-poort, USB </w:t>
-      </w:r>
-      <w:proofErr w:type="spellStart"/>
-      <w:r>
-        <w:rPr>
-          <w:lang w:val="nl-NL"/>
-        </w:rPr>
-        <w:t>baudrate</w:t>
-      </w:r>
-      <w:proofErr w:type="spellEnd"/>
-      <w:r>
-        <w:rPr>
-          <w:lang w:val="nl-NL"/>
-        </w:rPr>
-        <w:t>, standaard CSV-bestand en recordduur. Zo hoef je instellingen maar op een plek aan te passen.</w:t>
-      </w:r>
-    </w:p>
-    <w:p>
-      <w:pPr>
-        <w:pStyle w:val="PromptTitle"/>
-        <w:rPr>
-          <w:lang w:val="nl-NL"/>
-        </w:rPr>
-      </w:pPr>
-      <w:r>
-        <w:rPr>
-          <w:lang w:val="nl-NL"/>
-        </w:rPr>
-        <w:t>AI-vraag die je hierbij kunt stellen</w:t>
-      </w:r>
-    </w:p>
-    <w:p>
-      <w:pPr>
-        <w:pStyle w:val="CodeBlock"/>
-        <w:rPr>
-          <w:lang w:val="nl-NL"/>
-        </w:rPr>
-      </w:pPr>
-      <w:r>
-        <w:rPr>
-          <w:lang w:val="nl-NL"/>
-        </w:rPr>
-        <w:t>Ik bouw stap voor stap een x-IMU3 Python-app. Help mij met: Stap 3: centrale instellingen maken. Geef eerst een korte uitleg, daarna de kleinste werkende code, en sluit af met hoe ik kan testen of deze stap werkt.</w:t>
-      </w:r>
-    </w:p>
-    <w:p>
-      <w:pPr>
-        <w:pStyle w:val="Kop2"/>
-        <w:rPr>
-          <w:lang w:val="nl-NL"/>
-        </w:rPr>
-      </w:pPr>
-      <w:r>
-        <w:rPr>
-          <w:lang w:val="nl-NL"/>
-        </w:rPr>
-        <w:t>Stap 4: parser voor x-IMU3 packets bouwen</w:t>
-      </w:r>
-    </w:p>
-    <w:p>
-      <w:pPr>
-        <w:rPr>
-          <w:lang w:val="nl-NL"/>
-        </w:rPr>
-      </w:pPr>
-      <w:r>
-        <w:rPr>
-          <w:lang w:val="nl-NL"/>
-        </w:rPr>
-        <w:t xml:space="preserve">Maak een losse module ximu_parser.py die ruwe data </w:t>
-      </w:r>
-      <w:proofErr w:type="gramStart"/>
-      <w:r>
-        <w:rPr>
-          <w:lang w:val="nl-NL"/>
-        </w:rPr>
-        <w:t>omzet</w:t>
-      </w:r>
-      <w:proofErr w:type="gramEnd"/>
-      <w:r>
-        <w:rPr>
-          <w:lang w:val="nl-NL"/>
-        </w:rPr>
-        <w:t xml:space="preserve"> naar een vaste samplevorm, bijvoorbeeld </w:t>
-      </w:r>
-      <w:proofErr w:type="spellStart"/>
-      <w:r>
-        <w:rPr>
-          <w:lang w:val="nl-NL"/>
-        </w:rPr>
-        <w:t>sensor_time</w:t>
-      </w:r>
-      <w:proofErr w:type="spellEnd"/>
-      <w:r>
-        <w:rPr>
-          <w:lang w:val="nl-NL"/>
-        </w:rPr>
-        <w:t xml:space="preserve">, </w:t>
-      </w:r>
-      <w:proofErr w:type="spellStart"/>
-      <w:r>
-        <w:rPr>
-          <w:lang w:val="nl-NL"/>
-        </w:rPr>
-        <w:t>gx</w:t>
-      </w:r>
-      <w:proofErr w:type="spellEnd"/>
-      <w:r>
-        <w:rPr>
-          <w:lang w:val="nl-NL"/>
-        </w:rPr>
-        <w:t xml:space="preserve">, </w:t>
-      </w:r>
-      <w:proofErr w:type="spellStart"/>
-      <w:r>
-        <w:rPr>
-          <w:lang w:val="nl-NL"/>
-        </w:rPr>
-        <w:t>gy</w:t>
-      </w:r>
-      <w:proofErr w:type="spellEnd"/>
-      <w:r>
-        <w:rPr>
-          <w:lang w:val="nl-NL"/>
-        </w:rPr>
-        <w:t xml:space="preserve">, </w:t>
-      </w:r>
-      <w:proofErr w:type="spellStart"/>
-      <w:r>
-        <w:rPr>
-          <w:lang w:val="nl-NL"/>
-        </w:rPr>
-        <w:t>gz</w:t>
-      </w:r>
-      <w:proofErr w:type="spellEnd"/>
-      <w:r>
-        <w:rPr>
-          <w:lang w:val="nl-NL"/>
-        </w:rPr>
-        <w:t xml:space="preserve">, </w:t>
-      </w:r>
-      <w:proofErr w:type="spellStart"/>
-      <w:r>
-        <w:rPr>
-          <w:lang w:val="nl-NL"/>
-        </w:rPr>
-        <w:t>ax</w:t>
-      </w:r>
-      <w:proofErr w:type="spellEnd"/>
-      <w:r>
-        <w:rPr>
-          <w:lang w:val="nl-NL"/>
-        </w:rPr>
-        <w:t xml:space="preserve">, </w:t>
-      </w:r>
-      <w:proofErr w:type="spellStart"/>
-      <w:r>
-        <w:rPr>
-          <w:lang w:val="nl-NL"/>
-        </w:rPr>
-        <w:t>ay</w:t>
-      </w:r>
-      <w:proofErr w:type="spellEnd"/>
-      <w:r>
-        <w:rPr>
-          <w:lang w:val="nl-NL"/>
-        </w:rPr>
-        <w:t xml:space="preserve">, </w:t>
-      </w:r>
-      <w:proofErr w:type="spellStart"/>
-      <w:r>
-        <w:rPr>
-          <w:lang w:val="nl-NL"/>
-        </w:rPr>
-        <w:t>az</w:t>
-      </w:r>
-      <w:proofErr w:type="spellEnd"/>
-      <w:r>
-        <w:rPr>
-          <w:lang w:val="nl-NL"/>
-        </w:rPr>
-        <w:t>. Alle latere modules kunnen dan dezelfde datastructuur gebruiken.</w:t>
-      </w:r>
-    </w:p>
-    <w:p>
-      <w:pPr>
-        <w:pStyle w:val="PromptTitle"/>
-        <w:rPr>
-          <w:lang w:val="nl-NL"/>
-        </w:rPr>
-      </w:pPr>
-      <w:r>
-        <w:rPr>
-          <w:lang w:val="nl-NL"/>
-        </w:rPr>
-        <w:t>AI-vraag die je hierbij kunt stellen</w:t>
-      </w:r>
-    </w:p>
-    <w:p>
-      <w:pPr>
-        <w:pStyle w:val="CodeBlock"/>
-        <w:rPr>
-          <w:lang w:val="nl-NL"/>
-        </w:rPr>
-      </w:pPr>
-      <w:r>
-        <w:rPr>
-          <w:lang w:val="nl-NL"/>
-        </w:rPr>
-        <w:t xml:space="preserve">Ik bouw stap voor stap een x-IMU3 Python-app. Help mij met: Stap 4: </w:t>
-      </w:r>
-      <w:proofErr w:type="spellStart"/>
-      <w:r>
-        <w:rPr>
-          <w:lang w:val="nl-NL"/>
-        </w:rPr>
-        <w:t>parser</w:t>
-      </w:r>
-      <w:proofErr w:type="spellEnd"/>
-      <w:r>
-        <w:rPr>
-          <w:lang w:val="nl-NL"/>
-        </w:rPr>
-        <w:t xml:space="preserve"> voor x-IMU3 </w:t>
-      </w:r>
-      <w:proofErr w:type="spellStart"/>
-      <w:r>
-        <w:rPr>
-          <w:lang w:val="nl-NL"/>
-        </w:rPr>
-        <w:t>packets</w:t>
-      </w:r>
-      <w:proofErr w:type="spellEnd"/>
-      <w:r>
-        <w:rPr>
-          <w:lang w:val="nl-NL"/>
-        </w:rPr>
-        <w:t xml:space="preserve"> bouwen. Geef eerst een korte uitleg, daarna de kleinste werkende code, en sluit af met hoe ik kan testen of deze stap werkt.</w:t>
-      </w:r>
-    </w:p>
-    <w:p>
-      <w:pPr>
-        <w:pStyle w:val="Kop2"/>
-        <w:rPr>
-          <w:lang w:val="nl-NL"/>
-        </w:rPr>
-      </w:pPr>
-      <w:r>
-        <w:rPr>
-          <w:lang w:val="nl-NL"/>
-        </w:rPr>
         <w:lastRenderedPageBreak/>
-        <w:t>Stap 5: een recorder bouwen</w:t>
-      </w:r>
-    </w:p>
-    <w:p>
-      <w:pPr>
-        <w:rPr>
-          <w:lang w:val="nl-NL"/>
-        </w:rPr>
-      </w:pPr>
-      <w:r>
-        <w:rPr>
-          <w:lang w:val="nl-NL"/>
-        </w:rPr>
-        <w:t xml:space="preserve">Maak record.py. Deze module maakt verbinding via UDP of USB, leest </w:t>
-      </w:r>
-      <w:proofErr w:type="spellStart"/>
-      <w:r>
-        <w:rPr>
-          <w:lang w:val="nl-NL"/>
-        </w:rPr>
-        <w:t>packets</w:t>
-      </w:r>
-      <w:proofErr w:type="spellEnd"/>
-      <w:r>
-        <w:rPr>
-          <w:lang w:val="nl-NL"/>
-        </w:rPr>
-        <w:t xml:space="preserve">, roept de </w:t>
-      </w:r>
-      <w:proofErr w:type="spellStart"/>
-      <w:r>
-        <w:rPr>
-          <w:lang w:val="nl-NL"/>
-        </w:rPr>
-        <w:t>parser</w:t>
-      </w:r>
-      <w:proofErr w:type="spellEnd"/>
-      <w:r>
-        <w:rPr>
-          <w:lang w:val="nl-NL"/>
-        </w:rPr>
-        <w:t xml:space="preserve"> aan, schrijft een CSV-header en slaat elke geldige sample als rij op.</w:t>
-      </w:r>
-    </w:p>
-    <w:p>
-      <w:pPr>
-        <w:pStyle w:val="PromptTitle"/>
-        <w:rPr>
-          <w:lang w:val="nl-NL"/>
-        </w:rPr>
-      </w:pPr>
-      <w:r>
-        <w:rPr>
-          <w:lang w:val="nl-NL"/>
-        </w:rPr>
-        <w:t>AI-vraag die je hierbij kunt stellen</w:t>
-      </w:r>
-    </w:p>
-    <w:p>
-      <w:pPr>
-        <w:pStyle w:val="CodeBlock"/>
-        <w:rPr>
-          <w:lang w:val="nl-NL"/>
-        </w:rPr>
-      </w:pPr>
-      <w:r>
-        <w:rPr>
-          <w:lang w:val="nl-NL"/>
-        </w:rPr>
-        <w:t>Ik bouw stap voor stap een x-IMU3 Python-app. Help mij met: Stap 5: een recorder bouwen. Geef eerst een korte uitleg, daarna de kleinste werkende code, en sluit af met hoe ik kan testen of deze stap werkt.</w:t>
-      </w:r>
-    </w:p>
-    <w:p>
-      <w:pPr>
-        <w:pStyle w:val="Kop2"/>
-        <w:rPr>
-          <w:lang w:val="nl-NL"/>
-        </w:rPr>
-      </w:pPr>
-      <w:r>
-        <w:rPr>
-          <w:lang w:val="nl-NL"/>
-        </w:rPr>
-        <w:t>Stap 6: een eerste dashboard tekenen</w:t>
-      </w:r>
-    </w:p>
-    <w:p>
-      <w:pPr>
-        <w:rPr>
-          <w:lang w:val="nl-NL"/>
-        </w:rPr>
-      </w:pPr>
-      <w:r>
-        <w:rPr>
-          <w:lang w:val="nl-NL"/>
-        </w:rPr>
-        <w:t xml:space="preserve">Maak dashboard.py. Begin klein: plot alleen acceleratie. Daarna voeg je </w:t>
-      </w:r>
-      <w:proofErr w:type="spellStart"/>
-      <w:r>
-        <w:rPr>
-          <w:lang w:val="nl-NL"/>
-        </w:rPr>
-        <w:t>gyro</w:t>
-      </w:r>
-      <w:proofErr w:type="spellEnd"/>
-      <w:r>
-        <w:rPr>
-          <w:lang w:val="nl-NL"/>
-        </w:rPr>
-        <w:t>, live updates, labels en legenda toe. Houd het dashboard los van het transport.</w:t>
-      </w:r>
-    </w:p>
-    <w:p>
-      <w:pPr>
-        <w:pStyle w:val="PromptTitle"/>
-        <w:rPr>
-          <w:lang w:val="nl-NL"/>
-        </w:rPr>
-      </w:pPr>
-      <w:r>
-        <w:rPr>
-          <w:lang w:val="nl-NL"/>
-        </w:rPr>
-        <w:t>AI-vraag die je hierbij kunt stellen</w:t>
-      </w:r>
-    </w:p>
-    <w:p>
-      <w:pPr>
-        <w:pStyle w:val="CodeBlock"/>
-        <w:rPr>
-          <w:lang w:val="nl-NL"/>
-        </w:rPr>
-      </w:pPr>
-      <w:r>
-        <w:rPr>
-          <w:lang w:val="nl-NL"/>
-        </w:rPr>
-        <w:t>Ik bouw stap voor stap een x-IMU3 Python-app. Help mij met: Stap 6: een eerste dashboard tekenen. Geef eerst een korte uitleg, daarna de kleinste werkende code, en sluit af met hoe ik kan testen of deze stap werkt.</w:t>
-      </w:r>
-    </w:p>
-    <w:p>
-      <w:pPr>
-        <w:pStyle w:val="Kop2"/>
-        <w:rPr>
-          <w:lang w:val="nl-NL"/>
-        </w:rPr>
-      </w:pPr>
-      <w:r>
-        <w:rPr>
-          <w:lang w:val="nl-NL"/>
-        </w:rPr>
-        <w:t>Stap 7: USB-opname op de sensor</w:t>
-      </w:r>
-    </w:p>
-    <w:p>
-      <w:pPr>
-        <w:rPr>
-          <w:lang w:val="nl-NL"/>
-        </w:rPr>
-      </w:pPr>
-      <w:r>
-        <w:rPr>
-          <w:lang w:val="nl-NL"/>
-        </w:rPr>
-        <w:t xml:space="preserve">Maak sensor_logger.py voor starten en stoppen van </w:t>
-      </w:r>
-      <w:proofErr w:type="spellStart"/>
-      <w:r>
-        <w:rPr>
-          <w:lang w:val="nl-NL"/>
-        </w:rPr>
-        <w:t>logging</w:t>
-      </w:r>
-      <w:proofErr w:type="spellEnd"/>
-      <w:r>
-        <w:rPr>
-          <w:lang w:val="nl-NL"/>
-        </w:rPr>
-        <w:t xml:space="preserve"> op de x-IMU3, herkennen van de </w:t>
-      </w:r>
-      <w:proofErr w:type="gramStart"/>
-      <w:r>
-        <w:rPr>
-          <w:lang w:val="nl-NL"/>
-        </w:rPr>
-        <w:t>nieuwste .ximu</w:t>
-      </w:r>
-      <w:proofErr w:type="gramEnd"/>
-      <w:r>
-        <w:rPr>
-          <w:lang w:val="nl-NL"/>
-        </w:rPr>
-        <w:t>3-file en kopiëren naar de werkmap.</w:t>
-      </w:r>
-    </w:p>
-    <w:p>
-      <w:pPr>
-        <w:pStyle w:val="PromptTitle"/>
-        <w:rPr>
-          <w:lang w:val="nl-NL"/>
-        </w:rPr>
-      </w:pPr>
-      <w:r>
-        <w:rPr>
-          <w:lang w:val="nl-NL"/>
-        </w:rPr>
-        <w:t>AI-vraag die je hierbij kunt stellen</w:t>
-      </w:r>
-    </w:p>
-    <w:p>
-      <w:pPr>
-        <w:pStyle w:val="CodeBlock"/>
-        <w:rPr>
-          <w:lang w:val="nl-NL"/>
-        </w:rPr>
-      </w:pPr>
-      <w:r>
-        <w:rPr>
-          <w:lang w:val="nl-NL"/>
-        </w:rPr>
-        <w:t>Ik bouw stap voor stap een x-IMU3 Python-app. Help mij met: Stap 7: USB-opname op de sensor. Geef eerst een korte uitleg, daarna de kleinste werkende code, en sluit af met hoe ik kan testen of deze stap werkt.</w:t>
-      </w:r>
-    </w:p>
-    <w:p>
-      <w:pPr>
-        <w:pStyle w:val="Kop2"/>
-        <w:rPr>
-          <w:lang w:val="nl-NL"/>
-        </w:rPr>
-      </w:pPr>
-      <w:r>
-        <w:rPr>
-          <w:lang w:val="nl-NL"/>
-        </w:rPr>
-        <w:t>Stap 8: replay vanuit bestand</w:t>
-      </w:r>
-    </w:p>
-    <w:p>
-      <w:pPr>
-        <w:rPr>
-          <w:lang w:val="nl-NL"/>
-        </w:rPr>
-      </w:pPr>
-      <w:r>
-        <w:rPr>
-          <w:lang w:val="nl-NL"/>
-        </w:rPr>
-        <w:t xml:space="preserve">Gebruik dezelfde data-pipeline opnieuw voor bestanden. Laat CSV- </w:t>
-      </w:r>
-      <w:proofErr w:type="gramStart"/>
-      <w:r>
-        <w:rPr>
-          <w:lang w:val="nl-NL"/>
-        </w:rPr>
-        <w:t>of .ximu</w:t>
-      </w:r>
-      <w:proofErr w:type="gramEnd"/>
-      <w:r>
-        <w:rPr>
-          <w:lang w:val="nl-NL"/>
-        </w:rPr>
-        <w:t>3-bestanden dezelfde samplestructuur gebruiken als live data.</w:t>
-      </w:r>
-    </w:p>
-    <w:p>
-      <w:pPr>
-        <w:pStyle w:val="PromptTitle"/>
-        <w:rPr>
-          <w:lang w:val="nl-NL"/>
-        </w:rPr>
-      </w:pPr>
-      <w:r>
-        <w:rPr>
-          <w:lang w:val="nl-NL"/>
-        </w:rPr>
-        <w:t>AI-vraag die je hierbij kunt stellen</w:t>
-      </w:r>
-    </w:p>
-    <w:p>
-      <w:pPr>
-        <w:pStyle w:val="CodeBlock"/>
-        <w:rPr>
-          <w:lang w:val="nl-NL"/>
-        </w:rPr>
-      </w:pPr>
-      <w:r>
-        <w:rPr>
-          <w:lang w:val="nl-NL"/>
-        </w:rPr>
-        <w:t>Ik bouw stap voor stap een x-IMU3 Python-app. Help mij met: Stap 8: replay vanuit bestand. Geef eerst een korte uitleg, daarna de kleinste werkende code, en sluit af met hoe ik kan testen of deze stap werkt.</w:t>
-      </w:r>
-    </w:p>
-    <w:p>
-      <w:pPr>
-        <w:pStyle w:val="Kop2"/>
-        <w:rPr>
-          <w:lang w:val="nl-NL"/>
-        </w:rPr>
-      </w:pPr>
-      <w:r>
-        <w:rPr>
-          <w:lang w:val="nl-NL"/>
-        </w:rPr>
-        <w:t>Stap 9: sprongdetectie of andere parameterdetectie maken</w:t>
-      </w:r>
-    </w:p>
-    <w:p>
-      <w:pPr>
-        <w:rPr>
-          <w:lang w:val="nl-NL"/>
-        </w:rPr>
-      </w:pPr>
-      <w:r>
-        <w:rPr>
-          <w:lang w:val="nl-NL"/>
-        </w:rPr>
-        <w:t xml:space="preserve">Maak jump_detection.py of geef de module een bredere naam zoals event_detection.py. Bouw liever een kleine state machine dan een losse drempel. Voor sprongen kun je </w:t>
-      </w:r>
-      <w:proofErr w:type="spellStart"/>
-      <w:r>
-        <w:rPr>
-          <w:lang w:val="nl-NL"/>
-        </w:rPr>
-        <w:t>states</w:t>
-      </w:r>
-      <w:proofErr w:type="spellEnd"/>
-      <w:r>
-        <w:rPr>
-          <w:lang w:val="nl-NL"/>
-        </w:rPr>
-        <w:t xml:space="preserve"> gebruiken zoals </w:t>
-      </w:r>
-      <w:proofErr w:type="spellStart"/>
-      <w:r>
-        <w:rPr>
-          <w:lang w:val="nl-NL"/>
-        </w:rPr>
-        <w:t>idle</w:t>
-      </w:r>
-      <w:proofErr w:type="spellEnd"/>
-      <w:r>
-        <w:rPr>
-          <w:lang w:val="nl-NL"/>
-        </w:rPr>
-        <w:t xml:space="preserve">, </w:t>
-      </w:r>
-      <w:proofErr w:type="spellStart"/>
-      <w:r>
-        <w:rPr>
-          <w:lang w:val="nl-NL"/>
-        </w:rPr>
-        <w:t>prejump</w:t>
-      </w:r>
-      <w:proofErr w:type="spellEnd"/>
-      <w:r>
-        <w:rPr>
-          <w:lang w:val="nl-NL"/>
-        </w:rPr>
-        <w:t xml:space="preserve">, flight en </w:t>
-      </w:r>
-      <w:proofErr w:type="spellStart"/>
-      <w:r>
-        <w:rPr>
-          <w:lang w:val="nl-NL"/>
-        </w:rPr>
-        <w:t>cooldown</w:t>
-      </w:r>
-      <w:proofErr w:type="spellEnd"/>
-      <w:r>
-        <w:rPr>
-          <w:lang w:val="nl-NL"/>
-        </w:rPr>
-        <w:t xml:space="preserve">. Voor rennen, fietsen of kniehoeken kies je andere </w:t>
-      </w:r>
-      <w:proofErr w:type="spellStart"/>
-      <w:r>
-        <w:rPr>
-          <w:lang w:val="nl-NL"/>
-        </w:rPr>
-        <w:t>states</w:t>
-      </w:r>
-      <w:proofErr w:type="spellEnd"/>
-      <w:r>
-        <w:rPr>
-          <w:lang w:val="nl-NL"/>
-        </w:rPr>
-        <w:t xml:space="preserve"> of berekeningen.</w:t>
-      </w:r>
-    </w:p>
-    <w:p>
-      <w:pPr>
-        <w:spacing w:after="0" w:line="280" w:lineRule="atLeast"/>
-        <w:rPr>
-          <w:b/>
-          <w:color w:val="1F4E79"/>
-          <w:sz w:val="22"/>
-          <w:lang w:val="nl-NL"/>
-        </w:rPr>
-      </w:pPr>
-      <w:r>
-        <w:rPr>
-          <w:lang w:val="nl-NL"/>
-        </w:rPr>
-        <w:br w:type="page"/>
-      </w:r>
-    </w:p>
-    <w:p>
-      <w:pPr>
-        <w:pStyle w:val="PromptTitle"/>
-        <w:rPr>
-          <w:lang w:val="nl-NL"/>
-        </w:rPr>
-      </w:pPr>
-      <w:r>
-        <w:rPr>
-          <w:lang w:val="nl-NL"/>
-        </w:rPr>
-        <w:lastRenderedPageBreak/>
-        <w:t>AI-vraag die je hierbij kunt stellen</w:t>
-      </w:r>
-    </w:p>
-    <w:p>
-      <w:pPr>
-        <w:pStyle w:val="CodeBlock"/>
-        <w:rPr>
-          <w:lang w:val="nl-NL"/>
-        </w:rPr>
-      </w:pPr>
-      <w:r>
-        <w:rPr>
-          <w:lang w:val="nl-NL"/>
-        </w:rPr>
-        <w:t>Ik bouw stap voor stap een x-IMU3 Python-app. Help mij met: Stap 9: sprongdetectie of andere parameterdetectie maken. Geef eerst een korte uitleg, daarna de kleinste werkende code, en sluit af met hoe ik kan testen of deze stap werkt.</w:t>
-      </w:r>
-    </w:p>
-    <w:p>
-      <w:pPr>
-        <w:pStyle w:val="Kop2"/>
-        <w:rPr>
-          <w:lang w:val="nl-NL"/>
-        </w:rPr>
-      </w:pPr>
-      <w:r>
-        <w:rPr>
-          <w:lang w:val="nl-NL"/>
-        </w:rPr>
-        <w:t>Stap 10: analyse voor bestanden</w:t>
-      </w:r>
-    </w:p>
-    <w:p>
-      <w:pPr>
-        <w:rPr>
-          <w:lang w:val="nl-NL"/>
-        </w:rPr>
-      </w:pPr>
-      <w:r>
-        <w:rPr>
-          <w:lang w:val="nl-NL"/>
-        </w:rPr>
-        <w:t>Maak analysis.py. Verwerk CSV-bestanden achteraf, maak grafieken, tel events en sla resultaten op als PNG. Gebruik dezelfde detector als in het dashboard.</w:t>
-      </w:r>
-    </w:p>
-    <w:p>
-      <w:pPr>
-        <w:pStyle w:val="PromptTitle"/>
-        <w:rPr>
-          <w:lang w:val="nl-NL"/>
-        </w:rPr>
-      </w:pPr>
-      <w:r>
-        <w:rPr>
-          <w:lang w:val="nl-NL"/>
-        </w:rPr>
-        <w:t>AI-vraag die je hierbij kunt stellen</w:t>
-      </w:r>
-    </w:p>
-    <w:p>
-      <w:pPr>
-        <w:pStyle w:val="CodeBlock"/>
-        <w:rPr>
-          <w:lang w:val="nl-NL"/>
-        </w:rPr>
-      </w:pPr>
-      <w:r>
-        <w:rPr>
-          <w:lang w:val="nl-NL"/>
-        </w:rPr>
-        <w:t>Ik bouw stap voor stap een x-IMU3 Python-app. Help mij met: Stap 10: analyse voor bestanden. Geef eerst een korte uitleg, daarna de kleinste werkende code, en sluit af met hoe ik kan testen of deze stap werkt.</w:t>
-      </w:r>
-    </w:p>
-    <w:p>
-      <w:pPr>
-        <w:pStyle w:val="Kop2"/>
-        <w:rPr>
-          <w:lang w:val="nl-NL"/>
-        </w:rPr>
-      </w:pPr>
-      <w:r>
-        <w:rPr>
-          <w:lang w:val="nl-NL"/>
-        </w:rPr>
-        <w:t>Stap 11: alles verder uitbouwen vanuit main.py</w:t>
-      </w:r>
-    </w:p>
-    <w:p>
-      <w:pPr>
-        <w:rPr>
-          <w:lang w:val="nl-NL"/>
-        </w:rPr>
-      </w:pPr>
-      <w:r>
-        <w:rPr>
-          <w:lang w:val="nl-NL"/>
-        </w:rPr>
-        <w:t xml:space="preserve">Breid het startpunt steeds verder uit met keuzes voor live dashboard, opnemen en analyseren, sensor </w:t>
-      </w:r>
-      <w:proofErr w:type="spellStart"/>
-      <w:r>
-        <w:rPr>
-          <w:lang w:val="nl-NL"/>
-        </w:rPr>
-        <w:t>logging</w:t>
-      </w:r>
-      <w:proofErr w:type="spellEnd"/>
-      <w:r>
-        <w:rPr>
-          <w:lang w:val="nl-NL"/>
-        </w:rPr>
-        <w:t xml:space="preserve"> starten en stoppen, en replay dashboard op bestand.</w:t>
-      </w:r>
-    </w:p>
-    <w:p>
-      <w:pPr>
-        <w:pStyle w:val="PromptTitle"/>
-        <w:rPr>
-          <w:lang w:val="nl-NL"/>
-        </w:rPr>
-      </w:pPr>
-      <w:r>
-        <w:rPr>
-          <w:lang w:val="nl-NL"/>
-        </w:rPr>
-        <w:t>AI-vraag die je hierbij kunt stellen</w:t>
-      </w:r>
-    </w:p>
-    <w:p>
-      <w:pPr>
-        <w:pStyle w:val="CodeBlock"/>
-        <w:rPr>
-          <w:lang w:val="nl-NL"/>
-        </w:rPr>
-      </w:pPr>
-      <w:r>
-        <w:rPr>
-          <w:lang w:val="nl-NL"/>
-        </w:rPr>
-        <w:t>Ik bouw stap voor stap een x-IMU3 Python-app. Help mij met: Stap 11: alles verder uitbouwen vanuit main.py. Geef eerst een korte uitleg, daarna de kleinste werkende code, en sluit af met hoe ik kan testen of deze stap werkt.</w:t>
-      </w:r>
-    </w:p>
-    <w:p>
-      <w:pPr>
-        <w:pStyle w:val="Kop2"/>
-        <w:rPr>
-          <w:lang w:val="nl-NL"/>
-        </w:rPr>
-      </w:pPr>
-      <w:r>
-        <w:rPr>
-          <w:lang w:val="nl-NL"/>
-        </w:rPr>
         <w:t>Voorbeelden van extra parameters naast sprongdetectie</w:t>
       </w:r>
     </w:p>
@@ -3102,7 +4053,6 @@
         <w:rPr>
           <w:lang w:val="nl-NL"/>
         </w:rPr>
-        <w:lastRenderedPageBreak/>
         <w:t xml:space="preserve">3. Maak features klein en </w:t>
       </w:r>
       <w:proofErr w:type="spellStart"/>
@@ -3130,41 +4080,45 @@
         <w:rPr>
           <w:lang w:val="nl-NL"/>
         </w:rPr>
-        <w:t>4. Bouw eerst zonder extra franje.</w:t>
-      </w:r>
-    </w:p>
-    <w:p>
-      <w:pPr>
-        <w:rPr>
-          <w:lang w:val="nl-NL"/>
-        </w:rPr>
-      </w:pPr>
-      <w:r>
-        <w:rPr>
-          <w:lang w:val="nl-NL"/>
-        </w:rPr>
-        <w:t xml:space="preserve">5. Voeg pas daarna kleuren, labels en </w:t>
-      </w:r>
-      <w:proofErr w:type="spellStart"/>
-      <w:r>
-        <w:rPr>
-          <w:lang w:val="nl-NL"/>
-        </w:rPr>
-        <w:t>visual</w:t>
-      </w:r>
-      <w:proofErr w:type="spellEnd"/>
-      <w:r>
-        <w:rPr>
-          <w:lang w:val="nl-NL"/>
-        </w:rPr>
-        <w:t xml:space="preserve"> </w:t>
-      </w:r>
-      <w:proofErr w:type="spellStart"/>
-      <w:r>
-        <w:rPr>
-          <w:lang w:val="nl-NL"/>
-        </w:rPr>
-        <w:t>polish</w:t>
+        <w:t xml:space="preserve">4. Bouw eerst zonder extra </w:t>
+      </w:r>
+      <w:r>
+        <w:rPr>
+          <w:lang w:val="nl-NL"/>
+        </w:rPr>
+        <w:t>opties</w:t>
+      </w:r>
+      <w:r>
+        <w:rPr>
+          <w:lang w:val="nl-NL"/>
+        </w:rPr>
+        <w:t>.</w:t>
+      </w:r>
+    </w:p>
+    <w:p>
+      <w:pPr>
+        <w:rPr>
+          <w:lang w:val="nl-NL"/>
+        </w:rPr>
+      </w:pPr>
+      <w:r>
+        <w:rPr>
+          <w:lang w:val="nl-NL"/>
+        </w:rPr>
+        <w:t xml:space="preserve">5. Voeg pas daarna kleuren, labels </w:t>
+      </w:r>
+      <w:proofErr w:type="spellStart"/>
+      <w:r>
+        <w:rPr>
+          <w:lang w:val="nl-NL"/>
+        </w:rPr>
+        <w:t>e</w:t>
+      </w:r>
+      <w:r>
+        <w:rPr>
+          <w:lang w:val="nl-NL"/>
+        </w:rPr>
+        <w:t>tc</w:t>
       </w:r>
       <w:proofErr w:type="spellEnd"/>
       <w:r>
@@ -3259,41 +4213,55 @@
         </w:rPr>
         <w:t xml:space="preserve"> wat hebben geprogrammeerd. Je krijgt de architectuur en de minimale route, maar niet elke klik of installatie stap. Zoek kleine details zelf uit met AI, documentatie en foutmeldingen.</w:t>
       </w:r>
-    </w:p>
-    <w:p>
-      <w:pPr>
-        <w:rPr>
-          <w:lang w:val="nl-NL"/>
-        </w:rPr>
-      </w:pPr>
-      <w:r>
-        <w:rPr>
-          <w:lang w:val="nl-NL"/>
-        </w:rPr>
-        <w:t xml:space="preserve">Aanpak: bouw in lagen, </w:t>
-      </w:r>
-      <w:proofErr w:type="spellStart"/>
-      <w:r>
-        <w:rPr>
-          <w:lang w:val="nl-NL"/>
-        </w:rPr>
-        <w:t>commit</w:t>
-      </w:r>
-      <w:proofErr w:type="spellEnd"/>
-      <w:r>
-        <w:rPr>
-          <w:lang w:val="nl-NL"/>
-        </w:rPr>
-        <w:t xml:space="preserve"> vaak, test elke module los en laat AI vooral helpen met randgevallen, foutmeldingen en </w:t>
-      </w:r>
-      <w:proofErr w:type="spellStart"/>
-      <w:r>
-        <w:rPr>
-          <w:lang w:val="nl-NL"/>
-        </w:rPr>
-        <w:t>refactoring</w:t>
-      </w:r>
-      <w:proofErr w:type="spellEnd"/>
+      <w:r>
+        <w:rPr>
+          <w:lang w:val="nl-NL"/>
+        </w:rPr>
+        <w:t xml:space="preserve"> Mocht iets niet duidelijk zijn, kan je altijd terug naar de uitgebreide handleiding hierboven.</w:t>
+      </w:r>
+    </w:p>
+    <w:p>
+      <w:pPr>
+        <w:rPr>
+          <w:lang w:val="nl-NL"/>
+        </w:rPr>
+      </w:pPr>
+      <w:r>
+        <w:rPr>
+          <w:lang w:val="nl-NL"/>
+        </w:rPr>
+        <w:t xml:space="preserve">Aanpak: bouw in lagen, test elke module los en laat AI vooral helpen </w:t>
+      </w:r>
+      <w:r>
+        <w:rPr>
+          <w:lang w:val="nl-NL"/>
+        </w:rPr>
+        <w:t>bouw</w:t>
+      </w:r>
+      <w:r>
+        <w:rPr>
+          <w:lang w:val="nl-NL"/>
+        </w:rPr>
+        <w:t>en</w:t>
+      </w:r>
+      <w:r>
+        <w:rPr>
+          <w:lang w:val="nl-NL"/>
+        </w:rPr>
+        <w:t xml:space="preserve"> en </w:t>
+      </w:r>
+      <w:r>
+        <w:rPr>
+          <w:lang w:val="nl-NL"/>
+        </w:rPr>
+        <w:t xml:space="preserve">foutmeldingen </w:t>
+      </w:r>
+      <w:r>
+        <w:rPr>
+          <w:lang w:val="nl-NL"/>
+        </w:rPr>
+        <w:t>oplossen</w:t>
+      </w:r>
       <w:r>
         <w:rPr>
           <w:lang w:val="nl-NL"/>
@@ -3885,46 +4853,73 @@
         <w:rPr>
           <w:lang w:val="nl-NL"/>
         </w:rPr>
-        <w:t>1. Zet project, virtual environment en requirements.txt op.</w:t>
-      </w:r>
-    </w:p>
-    <w:p>
-      <w:pPr>
-        <w:rPr>
-          <w:lang w:val="nl-NL"/>
-        </w:rPr>
-      </w:pPr>
-      <w:r>
-        <w:rPr>
-          <w:lang w:val="nl-NL"/>
-        </w:rPr>
-        <w:t>2. Maak main.py, config.py en lege modules.</w:t>
-      </w:r>
-    </w:p>
-    <w:p>
-      <w:pPr>
-        <w:rPr>
-          <w:lang w:val="nl-NL"/>
-        </w:rPr>
-      </w:pPr>
-      <w:r>
-        <w:rPr>
-          <w:lang w:val="nl-NL"/>
-        </w:rPr>
-        <w:t>3. Maak of simuleer een sample stream voordat je de echte sensor aansluit.</w:t>
-      </w:r>
-    </w:p>
-    <w:p>
-      <w:pPr>
-        <w:rPr>
-          <w:lang w:val="nl-NL"/>
-        </w:rPr>
-      </w:pPr>
-      <w:r>
-        <w:rPr>
-          <w:lang w:val="nl-NL"/>
-        </w:rPr>
-        <w:t xml:space="preserve">4. Bouw de </w:t>
+        <w:t>Aanbevolen volgorde:</w:t>
+      </w:r>
+    </w:p>
+    <w:p>
+      <w:pPr>
+        <w:rPr>
+          <w:lang w:val="nl-NL"/>
+        </w:rPr>
+      </w:pPr>
+      <w:r>
+        <w:rPr>
+          <w:lang w:val="nl-NL"/>
+        </w:rPr>
+        <w:t>1. project starten/omgeving creëren</w:t>
+      </w:r>
+    </w:p>
+    <w:p>
+      <w:pPr>
+        <w:rPr>
+          <w:lang w:val="nl-NL"/>
+        </w:rPr>
+      </w:pPr>
+      <w:r>
+        <w:rPr>
+          <w:lang w:val="nl-NL"/>
+        </w:rPr>
+        <w:t>2. main.py als kapstok maken</w:t>
+      </w:r>
+    </w:p>
+    <w:p>
+      <w:pPr>
+        <w:rPr>
+          <w:lang w:val="nl-NL"/>
+        </w:rPr>
+      </w:pPr>
+      <w:r>
+        <w:rPr>
+          <w:lang w:val="nl-NL"/>
+        </w:rPr>
+        <w:t>3. centrale instellingen maken</w:t>
+      </w:r>
+    </w:p>
+    <w:p>
+      <w:pPr>
+        <w:rPr>
+          <w:lang w:val="nl-NL"/>
+        </w:rPr>
+      </w:pPr>
+      <w:r>
+        <w:rPr>
+          <w:lang w:val="nl-NL"/>
+        </w:rPr>
+        <w:lastRenderedPageBreak/>
+        <w:t>4. recorder bouwen</w:t>
+      </w:r>
+    </w:p>
+    <w:p>
+      <w:pPr>
+        <w:rPr>
+          <w:lang w:val="nl-NL"/>
+        </w:rPr>
+      </w:pPr>
+      <w:r>
+        <w:rPr>
+          <w:lang w:val="nl-NL"/>
+        </w:rPr>
+        <w:t xml:space="preserve">5. </w:t>
       </w:r>
       <w:proofErr w:type="spellStart"/>
       <w:r>
@@ -3938,86 +4933,85 @@
         <w:rPr>
           <w:lang w:val="nl-NL"/>
         </w:rPr>
-        <w:t xml:space="preserve"> en schrijf samples naar CSV.</w:t>
-      </w:r>
-    </w:p>
-    <w:p>
-      <w:pPr>
-        <w:rPr>
-          <w:lang w:val="nl-NL"/>
-        </w:rPr>
-      </w:pPr>
-      <w:r>
-        <w:rPr>
-          <w:lang w:val="nl-NL"/>
-        </w:rPr>
-        <w:lastRenderedPageBreak/>
-        <w:t>5. Maak een offline dashboard vanaf CSV.</w:t>
-      </w:r>
-    </w:p>
-    <w:p>
-      <w:pPr>
-        <w:rPr>
-          <w:lang w:val="nl-NL"/>
-        </w:rPr>
-      </w:pPr>
-      <w:r>
-        <w:rPr>
-          <w:lang w:val="nl-NL"/>
-        </w:rPr>
-        <w:t>6. Sluit live data aan op dezelfde samplevorm.</w:t>
-      </w:r>
-    </w:p>
-    <w:p>
-      <w:pPr>
-        <w:rPr>
-          <w:lang w:val="nl-NL"/>
-        </w:rPr>
-      </w:pPr>
-      <w:r>
-        <w:rPr>
-          <w:lang w:val="nl-NL"/>
-        </w:rPr>
-        <w:t>7. Voeg replay toe.</w:t>
-      </w:r>
-    </w:p>
-    <w:p>
-      <w:pPr>
-        <w:rPr>
-          <w:lang w:val="nl-NL"/>
-        </w:rPr>
-      </w:pPr>
-      <w:r>
-        <w:rPr>
-          <w:lang w:val="nl-NL"/>
-        </w:rPr>
-        <w:t>8. Bouw event_detection.py voor sprongen of een gekozen parameter.</w:t>
-      </w:r>
-    </w:p>
-    <w:p>
-      <w:pPr>
-        <w:rPr>
-          <w:lang w:val="nl-NL"/>
-        </w:rPr>
-      </w:pPr>
-      <w:r>
-        <w:rPr>
-          <w:lang w:val="nl-NL"/>
-        </w:rPr>
-        <w:t>9. Voeg sensorlogging via USB toe als aparte workflow.</w:t>
-      </w:r>
-    </w:p>
-    <w:p>
-      <w:pPr>
-        <w:rPr>
-          <w:lang w:val="nl-NL"/>
-        </w:rPr>
-      </w:pPr>
-      <w:r>
-        <w:rPr>
-          <w:lang w:val="nl-NL"/>
-        </w:rPr>
-        <w:t>10. Maak analysis.py voor rapportage achteraf.</w:t>
+        <w:t xml:space="preserve"> bouwen (uniform format data)</w:t>
+      </w:r>
+    </w:p>
+    <w:p>
+      <w:pPr>
+        <w:rPr>
+          <w:lang w:val="nl-NL"/>
+        </w:rPr>
+      </w:pPr>
+      <w:r>
+        <w:rPr>
+          <w:lang w:val="nl-NL"/>
+        </w:rPr>
+        <w:t>6. eerste live dashboard tekenen</w:t>
+      </w:r>
+    </w:p>
+    <w:p>
+      <w:pPr>
+        <w:rPr>
+          <w:lang w:val="nl-NL"/>
+        </w:rPr>
+      </w:pPr>
+      <w:r>
+        <w:rPr>
+          <w:lang w:val="nl-NL"/>
+        </w:rPr>
+        <w:t>7. opname op sensor via USB</w:t>
+      </w:r>
+    </w:p>
+    <w:p>
+      <w:pPr>
+        <w:rPr>
+          <w:lang w:val="nl-NL"/>
+        </w:rPr>
+      </w:pPr>
+      <w:r>
+        <w:rPr>
+          <w:lang w:val="nl-NL"/>
+        </w:rPr>
+        <w:t>8. replay vanaf bestand</w:t>
+      </w:r>
+    </w:p>
+    <w:p>
+      <w:pPr>
+        <w:rPr>
+          <w:lang w:val="nl-NL"/>
+        </w:rPr>
+      </w:pPr>
+      <w:r>
+        <w:rPr>
+          <w:lang w:val="nl-NL"/>
+        </w:rPr>
+        <w:t>9. sprongdetectie of een andere gekozen parameter</w:t>
+      </w:r>
+    </w:p>
+    <w:p>
+      <w:pPr>
+        <w:rPr>
+          <w:lang w:val="nl-NL"/>
+        </w:rPr>
+      </w:pPr>
+      <w:r>
+        <w:rPr>
+          <w:lang w:val="nl-NL"/>
+        </w:rPr>
+        <w:t>10. analyse.py maken voor visualisatie bestanden achteraf</w:t>
+      </w:r>
+    </w:p>
+    <w:p>
+      <w:pPr>
+        <w:rPr>
+          <w:lang w:val="nl-NL"/>
+        </w:rPr>
+      </w:pPr>
+      <w:r>
+        <w:rPr>
+          <w:lang w:val="nl-NL"/>
+        </w:rPr>
+        <w:t>11. alles verder uitbouwen vanuit main.py</w:t>
       </w:r>
     </w:p>
     <w:p>
@@ -4559,6 +5553,34 @@
     </w:p>
     <w:p>
       <w:pPr>
+        <w:pStyle w:val="CodeBlock"/>
+        <w:rPr>
+          <w:lang w:val="nl-NL"/>
+        </w:rPr>
+      </w:pPr>
+      <w:r>
+        <w:rPr>
+          <w:lang w:val="nl-NL"/>
+        </w:rPr>
+        <w:t xml:space="preserve">Bouw op basis van je eerdere advies ximu_parser.py (of config.py </w:t>
+      </w:r>
+      <w:proofErr w:type="spellStart"/>
+      <w:r>
+        <w:rPr>
+          <w:lang w:val="nl-NL"/>
+        </w:rPr>
+        <w:t>etc</w:t>
+      </w:r>
+      <w:proofErr w:type="spellEnd"/>
+      <w:r>
+        <w:rPr>
+          <w:lang w:val="nl-NL"/>
+        </w:rPr>
+        <w:t>)</w:t>
+      </w:r>
+    </w:p>
+    <w:p>
+      <w:pPr>
         <w:rPr>
           <w:rFonts w:ascii="Consolas" w:eastAsia="Consolas" w:hAnsi="Consolas"/>
           <w:sz w:val="18"/>
@@ -4747,6 +5769,12 @@
         </w:rPr>
         <w:t>: CSV of ander eenvoudig formaat met reproduceerbare kolommen.</w:t>
       </w:r>
+      <w:r>
+        <w:rPr>
+          <w:lang w:val="nl-NL"/>
+        </w:rPr>
+        <w:t xml:space="preserve"> Denk ook aan waar je dit wil opslaan.</w:t>
+      </w:r>
     </w:p>
     <w:p>
       <w:pPr>
@@ -4796,7 +5824,7 @@
         <w:rPr>
           <w:lang w:val="nl-NL"/>
         </w:rPr>
-        <w:t>: generieke detectors voor sportparameters, niet alleen sprongen.</w:t>
+        <w:t>: generieke detectors voor sportparameters.</w:t>
       </w:r>
     </w:p>
     <w:p>
@@ -4928,177 +5956,25 @@
         <w:rPr>
           <w:lang w:val="nl-NL"/>
         </w:rPr>
-        <w:t xml:space="preserve"> is één detector. Andere detectors kunnen stapfrequentie, fietscadans, impactpieken, bewegingssymmetrie of gewrichtshoeken bepalen. Bij meerdere sensoren moet je rekening houden met synchronisatie, sensorplaatsing, kalibratie en relatieve oriëntatie tussen segmenten.</w:t>
-      </w:r>
-    </w:p>
-    <w:p>
-      <w:pPr>
-        <w:pStyle w:val="Kop2"/>
-        <w:rPr>
-          <w:lang w:val="nl-NL"/>
-        </w:rPr>
-      </w:pPr>
-      <w:r>
-        <w:rPr>
-          <w:lang w:val="nl-NL"/>
-        </w:rPr>
-        <w:t>D</w:t>
-      </w:r>
-      <w:r>
-        <w:rPr>
-          <w:lang w:val="nl-NL"/>
-        </w:rPr>
-        <w:t>efinitie van klaar</w:t>
-      </w:r>
-    </w:p>
-    <w:p>
-      <w:pPr>
-        <w:pStyle w:val="Checklist"/>
-        <w:rPr>
-          <w:lang w:val="nl-NL"/>
-        </w:rPr>
-      </w:pPr>
-      <w:proofErr w:type="gramStart"/>
-      <w:r>
-        <w:rPr>
-          <w:b/>
-          <w:lang w:val="nl-NL"/>
-        </w:rPr>
-        <w:t>[ ]</w:t>
-      </w:r>
-      <w:proofErr w:type="gramEnd"/>
-      <w:r>
-        <w:rPr>
-          <w:b/>
-          <w:lang w:val="nl-NL"/>
-        </w:rPr>
-        <w:t xml:space="preserve"> </w:t>
-      </w:r>
-      <w:r>
-        <w:rPr>
-          <w:lang w:val="nl-NL"/>
-        </w:rPr>
-        <w:t>De app kan dezelfde samplevorm verwerken vanuit live input en replay.</w:t>
-      </w:r>
-    </w:p>
-    <w:p>
-      <w:pPr>
-        <w:pStyle w:val="Checklist"/>
-        <w:rPr>
-          <w:lang w:val="nl-NL"/>
-        </w:rPr>
-      </w:pPr>
-      <w:proofErr w:type="gramStart"/>
-      <w:r>
-        <w:rPr>
-          <w:b/>
-          <w:lang w:val="nl-NL"/>
-        </w:rPr>
-        <w:t>[ ]</w:t>
-      </w:r>
-      <w:proofErr w:type="gramEnd"/>
-      <w:r>
-        <w:rPr>
-          <w:b/>
-          <w:lang w:val="nl-NL"/>
-        </w:rPr>
-        <w:t xml:space="preserve"> </w:t>
-      </w:r>
-      <w:r>
-        <w:rPr>
-          <w:lang w:val="nl-NL"/>
-        </w:rPr>
-        <w:t>Data kan worden opgeslagen en later reproduceerbaar worden geanalyseerd.</w:t>
-      </w:r>
-    </w:p>
-    <w:p>
-      <w:pPr>
-        <w:pStyle w:val="Checklist"/>
-        <w:rPr>
-          <w:lang w:val="nl-NL"/>
-        </w:rPr>
-      </w:pPr>
-      <w:proofErr w:type="gramStart"/>
-      <w:r>
-        <w:rPr>
-          <w:b/>
-          <w:lang w:val="nl-NL"/>
-        </w:rPr>
-        <w:t>[ ]</w:t>
-      </w:r>
-      <w:proofErr w:type="gramEnd"/>
-      <w:r>
-        <w:rPr>
-          <w:b/>
-          <w:lang w:val="nl-NL"/>
-        </w:rPr>
-        <w:t xml:space="preserve"> </w:t>
-      </w:r>
-      <w:r>
-        <w:rPr>
-          <w:lang w:val="nl-NL"/>
-        </w:rPr>
-        <w:t>Minstens een detector werkt offline en live op dezelfde interface.</w:t>
-      </w:r>
-    </w:p>
-    <w:p>
-      <w:pPr>
-        <w:pStyle w:val="Checklist"/>
-        <w:rPr>
-          <w:lang w:val="nl-NL"/>
-        </w:rPr>
-      </w:pPr>
-      <w:proofErr w:type="gramStart"/>
-      <w:r>
-        <w:rPr>
-          <w:b/>
-          <w:lang w:val="nl-NL"/>
-        </w:rPr>
-        <w:t>[ ]</w:t>
-      </w:r>
-      <w:proofErr w:type="gramEnd"/>
-      <w:r>
-        <w:rPr>
-          <w:b/>
-          <w:lang w:val="nl-NL"/>
-        </w:rPr>
-        <w:t xml:space="preserve"> </w:t>
-      </w:r>
-      <w:r>
-        <w:rPr>
-          <w:lang w:val="nl-NL"/>
-        </w:rPr>
-        <w:t>De gekozen sportparameter is zichtbaar in dashboard of analyse-output.</w:t>
-      </w:r>
-    </w:p>
-    <w:p>
-      <w:pPr>
-        <w:pStyle w:val="Checklist"/>
-        <w:rPr>
-          <w:lang w:val="nl-NL"/>
-        </w:rPr>
-      </w:pPr>
-      <w:proofErr w:type="gramStart"/>
-      <w:r>
-        <w:rPr>
-          <w:b/>
-          <w:lang w:val="nl-NL"/>
-        </w:rPr>
-        <w:t>[ ]</w:t>
-      </w:r>
-      <w:proofErr w:type="gramEnd"/>
-      <w:r>
-        <w:rPr>
-          <w:b/>
-          <w:lang w:val="nl-NL"/>
-        </w:rPr>
-        <w:t xml:space="preserve"> </w:t>
-      </w:r>
-      <w:r>
-        <w:rPr>
-          <w:lang w:val="nl-NL"/>
-        </w:rPr>
-        <w:t>De code is modulair genoeg om een tweede parameter toe te voegen zonder herschrijven van de hele app.</w:t>
+        <w:t xml:space="preserve"> is één detector. Andere detectors kunnen stapfrequentie, fietscadans, impactpieken, bewegingssymmetrie of gewrichtshoeken bepalen</w:t>
+      </w:r>
+      <w:r>
+        <w:rPr>
+          <w:lang w:val="nl-NL"/>
+        </w:rPr>
+        <w:t xml:space="preserve"> zijn</w:t>
+      </w:r>
+      <w:r>
+        <w:rPr>
+          <w:lang w:val="nl-NL"/>
+        </w:rPr>
+        <w:t>.</w:t>
+      </w:r>
+      <w:r>
+        <w:rPr>
+          <w:lang w:val="nl-NL"/>
+        </w:rPr>
+        <w:t xml:space="preserve"> Bij meerdere sensoren moet je rekening houden met synchronisatie, sensorplaatsing, kalibratie en relatieve oriëntatie tussen segmenten.</w:t>
       </w:r>
     </w:p>
     <w:p>
@@ -5146,38 +6022,29 @@
           <w:ilvl w:val="0"/>
           <w:numId w:val="1"/>
         </w:numPr>
-      </w:pPr>
-      <w:proofErr w:type="spellStart"/>
-      <w:r>
-        <w:t>Gebruik</w:t>
-      </w:r>
-      <w:proofErr w:type="spellEnd"/>
-      <w:r>
-        <w:t xml:space="preserve"> dependency injection of </w:t>
-      </w:r>
-      <w:proofErr w:type="spellStart"/>
-      <w:r>
-        <w:t>simpele</w:t>
-      </w:r>
-      <w:proofErr w:type="spellEnd"/>
-      <w:r>
-        <w:t xml:space="preserve"> </w:t>
-      </w:r>
-      <w:proofErr w:type="spellStart"/>
-      <w:r>
-        <w:t>functieparameters</w:t>
-      </w:r>
-      <w:proofErr w:type="spellEnd"/>
-      <w:r>
-        <w:t xml:space="preserve"> om live/replay te </w:t>
-      </w:r>
-      <w:proofErr w:type="spellStart"/>
-      <w:r>
-        <w:t>wisselen</w:t>
-      </w:r>
-      <w:proofErr w:type="spellEnd"/>
-      <w:r>
-        <w:t>.</w:t>
+        <w:rPr>
+          <w:lang w:val="nl-NL"/>
+        </w:rPr>
+      </w:pPr>
+      <w:r>
+        <w:rPr>
+          <w:lang w:val="nl-NL"/>
+        </w:rPr>
+        <w:t xml:space="preserve">Leg aannames vast over sample </w:t>
+      </w:r>
+      <w:proofErr w:type="spellStart"/>
+      <w:r>
+        <w:rPr>
+          <w:lang w:val="nl-NL"/>
+        </w:rPr>
+        <w:t>rate</w:t>
+      </w:r>
+      <w:proofErr w:type="spellEnd"/>
+      <w:r>
+        <w:rPr>
+          <w:lang w:val="nl-NL"/>
+        </w:rPr>
+        <w:t>, filter, sensororiëntatie en plaatsing.</w:t>
       </w:r>
     </w:p>
     <w:p>
@@ -5195,85 +6062,7 @@
         <w:rPr>
           <w:lang w:val="nl-NL"/>
         </w:rPr>
-        <w:t xml:space="preserve">Maak detectors </w:t>
-      </w:r>
-      <w:proofErr w:type="spellStart"/>
-      <w:r>
-        <w:rPr>
-          <w:lang w:val="nl-NL"/>
-        </w:rPr>
-        <w:t>stateful</w:t>
-      </w:r>
-      <w:proofErr w:type="spellEnd"/>
-      <w:r>
-        <w:rPr>
-          <w:lang w:val="nl-NL"/>
-        </w:rPr>
-        <w:t xml:space="preserve"> waar nodig en test ze met synthetische signalen.</w:t>
-      </w:r>
-    </w:p>
-    <w:p>
-      <w:pPr>
-        <w:pStyle w:val="Lijstopsomteken"/>
-        <w:numPr>
-          <w:ilvl w:val="0"/>
-          <w:numId w:val="1"/>
-        </w:numPr>
-        <w:rPr>
-          <w:lang w:val="nl-NL"/>
-        </w:rPr>
-      </w:pPr>
-      <w:r>
-        <w:rPr>
-          <w:lang w:val="nl-NL"/>
-        </w:rPr>
-        <w:t xml:space="preserve">Leg aannames vast over sample </w:t>
-      </w:r>
-      <w:proofErr w:type="spellStart"/>
-      <w:r>
-        <w:rPr>
-          <w:lang w:val="nl-NL"/>
-        </w:rPr>
-        <w:t>rate</w:t>
-      </w:r>
-      <w:proofErr w:type="spellEnd"/>
-      <w:r>
-        <w:rPr>
-          <w:lang w:val="nl-NL"/>
-        </w:rPr>
-        <w:t>, filter, sensororiëntatie en plaatsing.</w:t>
-      </w:r>
-    </w:p>
-    <w:p>
-      <w:pPr>
-        <w:pStyle w:val="Lijstopsomteken"/>
-        <w:numPr>
-          <w:ilvl w:val="0"/>
-          <w:numId w:val="1"/>
-        </w:numPr>
-        <w:rPr>
-          <w:lang w:val="nl-NL"/>
-        </w:rPr>
-      </w:pPr>
-      <w:r>
-        <w:rPr>
-          <w:lang w:val="nl-NL"/>
-        </w:rPr>
-        <w:t xml:space="preserve">Maak </w:t>
-      </w:r>
-      <w:proofErr w:type="spellStart"/>
-      <w:r>
-        <w:rPr>
-          <w:lang w:val="nl-NL"/>
-        </w:rPr>
-        <w:t>outputs</w:t>
-      </w:r>
-      <w:proofErr w:type="spellEnd"/>
-      <w:r>
-        <w:rPr>
-          <w:lang w:val="nl-NL"/>
-        </w:rPr>
-        <w:t xml:space="preserve"> geschikt voor validatie: ruwe data, gefilterde data, events en samenvatting apart opslaan.</w:t>
+        <w:t>Denk aan de dataopslag structuur. Waar sla ik mijn files op en hoe sla ik ze op?</w:t>
       </w:r>
     </w:p>
     <w:p>
@@ -5308,7 +6097,6 @@
         <w:rPr>
           <w:lang w:val="nl-NL"/>
         </w:rPr>
-        <w:lastRenderedPageBreak/>
         <w:t xml:space="preserve">Een goede </w:t>
       </w:r>
       <w:proofErr w:type="spellStart"/>
@@ -5345,12 +6133,12 @@
     </w:p>
     <w:p/>
     <w:sectPr>
-      <w:headerReference w:type="even" r:id="rId11"/>
-      <w:headerReference w:type="default" r:id="rId12"/>
-      <w:footerReference w:type="even" r:id="rId13"/>
-      <w:footerReference w:type="default" r:id="rId14"/>
-      <w:headerReference w:type="first" r:id="rId15"/>
-      <w:footerReference w:type="first" r:id="rId16"/>
+      <w:headerReference w:type="even" r:id="rId13"/>
+      <w:headerReference w:type="default" r:id="rId14"/>
+      <w:footerReference w:type="even" r:id="rId15"/>
+      <w:footerReference w:type="default" r:id="rId16"/>
+      <w:headerReference w:type="first" r:id="rId17"/>
+      <w:footerReference w:type="first" r:id="rId18"/>
       <w:pgSz w:w="11906" w:h="16838"/>
       <w:pgMar w:top="1701" w:right="1701" w:bottom="1418" w:left="1418" w:header="709" w:footer="397" w:gutter="0"/>
       <w:cols w:space="708"/>
@@ -5399,7 +6187,7 @@
     </w:pPr>
     <w:r>
       <w:drawing>
-        <wp:anchor distT="0" distB="0" distL="114300" distR="114300" simplePos="0" relativeHeight="251674624" behindDoc="1" locked="0" layoutInCell="1" allowOverlap="1" wp14:anchorId="20CF3EF7" wp14:editId="49AF503D">
+        <wp:anchor distT="0" distB="0" distL="114300" distR="114300" simplePos="0" relativeHeight="251658243" behindDoc="1" locked="0" layoutInCell="1" allowOverlap="1" wp14:anchorId="20CF3EF7" wp14:editId="49AF503D">
           <wp:simplePos x="0" y="0"/>
           <wp:positionH relativeFrom="page">
             <wp:posOffset>6026150</wp:posOffset>
@@ -5498,11 +6286,9 @@
           <w:sdtPr>
             <w:tag w:val="bezoekadreskop"/>
             <w:id w:val="-2032337608"/>
-            <w:placeholder/>
             <w15:appearance w15:val="hidden"/>
             <w:text/>
           </w:sdtPr>
-          <w:sdtEndPr/>
           <w:sdtContent>
             <w:p>
               <w:pPr>
@@ -5523,11 +6309,9 @@
           <w:sdtPr>
             <w:tag w:val="postadreskop"/>
             <w:id w:val="-45766917"/>
-            <w:placeholder/>
             <w15:appearance w15:val="hidden"/>
             <w:text/>
           </w:sdtPr>
-          <w:sdtEndPr/>
           <w:sdtContent>
             <w:p>
               <w:pPr>
@@ -5548,11 +6332,9 @@
           <w:sdtPr>
             <w:tag w:val="telefoonkop"/>
             <w:id w:val="-1185752623"/>
-            <w:placeholder/>
             <w15:appearance w15:val="hidden"/>
             <w:text/>
           </w:sdtPr>
-          <w:sdtEndPr/>
           <w:sdtContent>
             <w:p>
               <w:pPr>
@@ -5573,11 +6355,9 @@
           <w:sdtPr>
             <w:tag w:val="emailkop"/>
             <w:id w:val="-1933197877"/>
-            <w:placeholder/>
             <w15:appearance w15:val="hidden"/>
             <w:text/>
           </w:sdtPr>
-          <w:sdtEndPr/>
           <w:sdtContent>
             <w:p>
               <w:pPr>
@@ -5613,10 +6393,8 @@
           <w:sdtPr>
             <w:tag w:val="bezoekadrestekst"/>
             <w:id w:val="-2140713015"/>
-            <w:placeholder/>
             <w15:appearance w15:val="hidden"/>
           </w:sdtPr>
-          <w:sdtEndPr/>
           <w:sdtContent>
             <w:p>
               <w:pPr>
@@ -5637,10 +6415,8 @@
           <w:sdtPr>
             <w:tag w:val="postadrestekst"/>
             <w:id w:val="894619931"/>
-            <w:placeholder/>
             <w15:appearance w15:val="hidden"/>
           </w:sdtPr>
-          <w:sdtEndPr/>
           <w:sdtContent>
             <w:p>
               <w:pPr>
@@ -5671,11 +6447,9 @@
             <w:sdtPr>
               <w:tag w:val="telefoon"/>
               <w:id w:val="1485046765"/>
-              <w:placeholder/>
               <w15:appearance w15:val="hidden"/>
               <w:text/>
             </w:sdtPr>
-            <w:sdtEndPr/>
             <w:sdtContent>
               <w:r>
                 <w:t>+31 (0)26 483 44 00</w:t>
@@ -5696,11 +6470,9 @@
             <w:sdtPr>
               <w:tag w:val="email"/>
               <w:id w:val="-1089160249"/>
-              <w:placeholder/>
               <w15:appearance w15:val="hidden"/>
               <w:text/>
             </w:sdtPr>
-            <w:sdtEndPr/>
             <w:sdtContent>
               <w:r>
                 <w:t>info@nocnsf.nl</w:t>
@@ -5721,11 +6493,9 @@
             <w:sdtPr>
               <w:tag w:val="website"/>
               <w:id w:val="-890778"/>
-              <w:placeholder/>
               <w15:appearance w15:val="hidden"/>
               <w:text/>
             </w:sdtPr>
-            <w:sdtEndPr/>
             <w:sdtContent>
               <w:r>
                 <w:t>nocnsf.nl</w:t>
@@ -5761,7 +6531,11 @@
             <w:t xml:space="preserve">Staatsloterij </w:t>
           </w:r>
           <w:r>
-            <w:sym w:font="Wingdings" w:char="F09F"/>
+            <w:rPr>
+              <w:rFonts w:ascii="Wingdings" w:eastAsia="Wingdings" w:hAnsi="Wingdings" w:cs="Wingdings"/>
+              <w:lang w:val="nl-NL"/>
+            </w:rPr>
+            <w:t>□</w:t>
           </w:r>
           <w:r>
             <w:rPr>
@@ -5770,7 +6544,11 @@
             <w:t xml:space="preserve"> Odido </w:t>
           </w:r>
           <w:r>
-            <w:sym w:font="Wingdings" w:char="F09F"/>
+            <w:rPr>
+              <w:rFonts w:ascii="Wingdings" w:eastAsia="Wingdings" w:hAnsi="Wingdings" w:cs="Wingdings"/>
+              <w:lang w:val="nl-NL"/>
+            </w:rPr>
+            <w:t>□</w:t>
           </w:r>
           <w:r>
             <w:rPr>
@@ -5779,7 +6557,11 @@
             <w:t xml:space="preserve"> Rabobank </w:t>
           </w:r>
           <w:r>
-            <w:sym w:font="Wingdings" w:char="F09F"/>
+            <w:rPr>
+              <w:rFonts w:ascii="Wingdings" w:eastAsia="Wingdings" w:hAnsi="Wingdings" w:cs="Wingdings"/>
+              <w:lang w:val="nl-NL"/>
+            </w:rPr>
+            <w:t>□</w:t>
           </w:r>
           <w:r>
             <w:rPr>
@@ -5797,7 +6579,7 @@
     </w:pPr>
     <w:r>
       <w:drawing>
-        <wp:anchor distT="0" distB="0" distL="114300" distR="114300" simplePos="0" relativeHeight="251672576" behindDoc="1" locked="0" layoutInCell="1" allowOverlap="1" wp14:anchorId="62D16923" wp14:editId="16BB49B2">
+        <wp:anchor distT="0" distB="0" distL="114300" distR="114300" simplePos="0" relativeHeight="251658242" behindDoc="1" locked="0" layoutInCell="1" allowOverlap="1" wp14:anchorId="62D16923" wp14:editId="16BB49B2">
           <wp:simplePos x="0" y="0"/>
           <wp:positionH relativeFrom="page">
             <wp:posOffset>6026150</wp:posOffset>
@@ -5900,7 +6682,7 @@
         <w:noProof/>
       </w:rPr>
       <w:drawing>
-        <wp:anchor distT="0" distB="0" distL="114300" distR="114300" simplePos="0" relativeHeight="251670528" behindDoc="1" locked="0" layoutInCell="1" allowOverlap="1" wp14:anchorId="33F3764D" wp14:editId="1E0E2C89">
+        <wp:anchor distT="0" distB="0" distL="114300" distR="114300" simplePos="0" relativeHeight="251658241" behindDoc="1" locked="0" layoutInCell="1" allowOverlap="1" wp14:anchorId="33F3764D" wp14:editId="1E0E2C89">
           <wp:simplePos x="0" y="0"/>
           <wp:positionH relativeFrom="page">
             <wp:posOffset>6285230</wp:posOffset>
@@ -5965,7 +6747,7 @@
         <w:noProof/>
       </w:rPr>
       <w:drawing>
-        <wp:anchor distT="0" distB="0" distL="114300" distR="114300" simplePos="0" relativeHeight="251668480" behindDoc="1" locked="0" layoutInCell="1" allowOverlap="1" wp14:anchorId="65A60B13" wp14:editId="2E03CCB8">
+        <wp:anchor distT="0" distB="0" distL="114300" distR="114300" simplePos="0" relativeHeight="251658240" behindDoc="1" locked="0" layoutInCell="1" allowOverlap="1" wp14:anchorId="65A60B13" wp14:editId="2E03CCB8">
           <wp:simplePos x="0" y="0"/>
           <wp:positionH relativeFrom="page">
             <wp:posOffset>6087110</wp:posOffset>
@@ -6041,7 +6823,7 @@
         <v:path o:extrusionok="f" gradientshapeok="t" o:connecttype="rect"/>
         <o:lock v:ext="edit" aspectratio="t"/>
       </v:shapetype>
-      <v:shape id="Afbeelding 277522796" o:spid="_x0000_i1025" type="#_x0000_t75" style="width:7pt;height:10pt;visibility:visible;mso-wrap-style:square" o:bullet="t">
+      <v:shape id="Afbeelding 277522796" o:spid="_x0000_i1025" type="#_x0000_t75" style="width:6pt;height:9pt;visibility:visible" o:bullet="t">
         <v:imagedata r:id="rId1" o:title=""/>
       </v:shape>
     </w:pict>
@@ -7659,6 +8441,59 @@
       <w:lang w:val="en-US"/>
     </w:rPr>
   </w:style>
+  <w:style w:type="paragraph" w:styleId="Tekstopmerking">
+    <w:name w:val="annotation text"/>
+    <w:basedOn w:val="Standaard"/>
+    <w:link w:val="TekstopmerkingChar"/>
+    <w:uiPriority w:val="99"/>
+    <w:semiHidden/>
+    <w:unhideWhenUsed/>
+    <w:rsid w:val="009921FC"/>
+    <w:pPr>
+      <w:spacing w:line="240" w:lineRule="auto"/>
+    </w:pPr>
+    <w:rPr>
+      <w:sz w:val="20"/>
+      <w:szCs w:val="20"/>
+    </w:rPr>
+  </w:style>
+  <w:style w:type="character" w:customStyle="1" w:styleId="TekstopmerkingChar">
+    <w:name w:val="Tekst opmerking Char"/>
+    <w:basedOn w:val="Standaardalinea-lettertype"/>
+    <w:link w:val="Tekstopmerking"/>
+    <w:uiPriority w:val="99"/>
+    <w:semiHidden/>
+    <w:rsid w:val="009921FC"/>
+    <w:rPr>
+      <w:rFonts w:ascii="Arial" w:eastAsia="Arial" w:hAnsi="Arial"/>
+      <w:color w:val="auto"/>
+      <w:lang w:val="en-US"/>
+    </w:rPr>
+  </w:style>
+  <w:style w:type="character" w:styleId="Verwijzingopmerking">
+    <w:name w:val="annotation reference"/>
+    <w:basedOn w:val="Standaardalinea-lettertype"/>
+    <w:uiPriority w:val="99"/>
+    <w:semiHidden/>
+    <w:unhideWhenUsed/>
+    <w:rsid w:val="009921FC"/>
+    <w:rPr>
+      <w:sz w:val="16"/>
+      <w:szCs w:val="16"/>
+    </w:rPr>
+  </w:style>
+  <w:style w:type="character" w:styleId="GevolgdeHyperlink">
+    <w:name w:val="FollowedHyperlink"/>
+    <w:basedOn w:val="Standaardalinea-lettertype"/>
+    <w:uiPriority w:val="99"/>
+    <w:semiHidden/>
+    <w:unhideWhenUsed/>
+    <w:rsid w:val="00D529F1"/>
+    <w:rPr>
+      <w:color w:val="954F72" w:themeColor="followedHyperlink"/>
+      <w:u w:val="single"/>
+    </w:rPr>
+  </w:style>
 </w:styles>
 </file>
 
@@ -7864,6 +8699,10 @@
 </file>
 
 <file path=customXml/item1.xml><?xml version="1.0" encoding="utf-8"?>
+<b:Sources xmlns:b="http://schemas.openxmlformats.org/officeDocument/2006/bibliography" xmlns="http://schemas.openxmlformats.org/officeDocument/2006/bibliography" SelectedStyle="\APASixthEditionOfficeOnline.xsl" StyleName="APA" Version="6"/>
+</file>
+
+<file path=customXml/item2.xml><?xml version="1.0" encoding="utf-8"?>
 <?mso-contentType ?>
 <FormTemplates xmlns="http://schemas.microsoft.com/sharepoint/v3/contenttype/forms">
   <Display>DocumentLibraryForm</Display>
@@ -7872,14 +8711,10 @@
 </FormTemplates>
 </file>
 
-<file path=customXml/item2.xml><?xml version="1.0" encoding="utf-8"?>
-<b:Sources xmlns:b="http://schemas.openxmlformats.org/officeDocument/2006/bibliography" xmlns="http://schemas.openxmlformats.org/officeDocument/2006/bibliography" SelectedStyle="\APASixthEditionOfficeOnline.xsl" StyleName="APA" Version="6"/>
-</file>
-
 <file path=customXml/item3.xml><?xml version="1.0" encoding="utf-8"?>
 <p:properties xmlns:p="http://schemas.microsoft.com/office/2006/metadata/properties" xmlns:xsi="http://www.w3.org/2001/XMLSchema-instance" xmlns:pc="http://schemas.microsoft.com/office/infopath/2007/PartnerControls">
   <documentManagement>
-    <TaxCatchAll xmlns="51d9a547-8ed6-4021-9967-71613ff32d4a" xsi:nil="true"/>
+    <TaxCatchAll xmlns="51d9a547-8ed6-4021-9967-71613ff32d4a"/>
     <lcf76f155ced4ddcb4097134ff3c332f xmlns="55a0b61c-5367-4bb1-a337-2d927a8588b6">
       <Terms xmlns="http://schemas.microsoft.com/office/infopath/2007/PartnerControls"/>
     </lcf76f155ced4ddcb4097134ff3c332f>
@@ -8149,6 +8984,14 @@
 </file>
 
 <file path=customXml/itemProps1.xml><?xml version="1.0" encoding="utf-8"?>
+<ds:datastoreItem xmlns:ds="http://schemas.openxmlformats.org/officeDocument/2006/customXml" ds:itemID="{CF75F3D6-45C6-469E-BA67-CCEC0E5D948C}">
+  <ds:schemaRefs>
+    <ds:schemaRef ds:uri="http://schemas.openxmlformats.org/officeDocument/2006/bibliography"/>
+  </ds:schemaRefs>
+</ds:datastoreItem>
+</file>
+
+<file path=customXml/itemProps2.xml><?xml version="1.0" encoding="utf-8"?>
 <ds:datastoreItem xmlns:ds="http://schemas.openxmlformats.org/officeDocument/2006/customXml" ds:itemID="{F0AD4B8D-DDA1-4277-9236-47FCAE13E3C5}">
   <ds:schemaRefs>
     <ds:schemaRef ds:uri="http://schemas.microsoft.com/sharepoint/v3/contenttype/forms"/>
@@ -8156,27 +8999,13 @@
 </ds:datastoreItem>
 </file>
 
-<file path=customXml/itemProps2.xml><?xml version="1.0" encoding="utf-8"?>
-<ds:datastoreItem xmlns:ds="http://schemas.openxmlformats.org/officeDocument/2006/customXml" ds:itemID="{CF75F3D6-45C6-469E-BA67-CCEC0E5D948C}">
-  <ds:schemaRefs>
-    <ds:schemaRef ds:uri="http://schemas.openxmlformats.org/officeDocument/2006/bibliography"/>
-  </ds:schemaRefs>
-</ds:datastoreItem>
-</file>
-
 <file path=customXml/itemProps3.xml><?xml version="1.0" encoding="utf-8"?>
 <ds:datastoreItem xmlns:ds="http://schemas.openxmlformats.org/officeDocument/2006/customXml" ds:itemID="{2755ED26-CAA5-4E2B-A6A6-EB636FFF2A05}">
   <ds:schemaRefs>
-    <ds:schemaRef ds:uri="http://schemas.openxmlformats.org/package/2006/metadata/core-properties"/>
-    <ds:schemaRef ds:uri="http://www.w3.org/XML/1998/namespace"/>
-    <ds:schemaRef ds:uri="http://schemas.microsoft.com/office/2006/documentManagement/types"/>
     <ds:schemaRef ds:uri="http://schemas.microsoft.com/office/2006/metadata/properties"/>
+    <ds:schemaRef ds:uri="http://schemas.microsoft.com/office/infopath/2007/PartnerControls"/>
+    <ds:schemaRef ds:uri="51d9a547-8ed6-4021-9967-71613ff32d4a"/>
     <ds:schemaRef ds:uri="55a0b61c-5367-4bb1-a337-2d927a8588b6"/>
-    <ds:schemaRef ds:uri="http://schemas.microsoft.com/office/infopath/2007/PartnerControls"/>
-    <ds:schemaRef ds:uri="http://purl.org/dc/dcmitype/"/>
-    <ds:schemaRef ds:uri="http://purl.org/dc/elements/1.1/"/>
-    <ds:schemaRef ds:uri="51d9a547-8ed6-4021-9967-71613ff32d4a"/>
-    <ds:schemaRef ds:uri="http://purl.org/dc/terms/"/>
   </ds:schemaRefs>
 </ds:datastoreItem>
 </file>
